--- a/doc/esp32-smart-irrigate.docx
+++ b/doc/esp32-smart-irrigate.docx
@@ -11,6 +11,7 @@
         <w:jc w:val="left"/>
         <w:rPr>
           <w:rFonts w:ascii="Google Sans;sans-serif" w:hAnsi="Google Sans;sans-serif"/>
+          <w:b/>
           <w:b/>
           <w:strike w:val="false"/>
           <w:dstrike w:val="false"/>
@@ -58,6 +59,7 @@
         <w:rPr>
           <w:rFonts w:ascii="Google Sans;sans-serif" w:hAnsi="Google Sans;sans-serif"/>
           <w:b/>
+          <w:b/>
           <w:strike w:val="false"/>
           <w:dstrike w:val="false"/>
           <w:sz w:val="30"/>
@@ -89,7 +91,7 @@
       </w:pPr>
       <w:r>
         <w:rPr>
-          <w:rStyle w:val="StrongEmphasis"/>
+          <w:rStyle w:val="Strong"/>
           <w:rFonts w:ascii="Google Sans;sans-serif" w:hAnsi="Google Sans;sans-serif"/>
           <w:b/>
           <w:strike w:val="false"/>
@@ -114,7 +116,7 @@
       </w:r>
       <w:r>
         <w:rPr>
-          <w:rStyle w:val="StrongEmphasis"/>
+          <w:rStyle w:val="Strong"/>
           <w:rFonts w:ascii="Google Sans;sans-serif" w:hAnsi="Google Sans;sans-serif"/>
           <w:b/>
           <w:strike w:val="false"/>
@@ -160,7 +162,7 @@
       </w:r>
       <w:r>
         <w:rPr>
-          <w:rStyle w:val="StrongEmphasis"/>
+          <w:rStyle w:val="Strong"/>
           <w:rFonts w:ascii="Google Sans;sans-serif" w:hAnsi="Google Sans;sans-serif"/>
           <w:b/>
           <w:strike w:val="false"/>
@@ -191,7 +193,6 @@
           <w:ilvl w:val="0"/>
           <w:numId w:val="1"/>
         </w:numPr>
-        <w:pBdr/>
         <w:tabs>
           <w:tab w:val="clear" w:pos="709"/>
           <w:tab w:val="left" w:pos="0" w:leader="none"/>
@@ -204,7 +205,7 @@
       </w:pPr>
       <w:r>
         <w:rPr>
-          <w:rStyle w:val="StrongEmphasis"/>
+          <w:rStyle w:val="Strong"/>
           <w:rFonts w:ascii="Google Sans;sans-serif" w:hAnsi="Google Sans;sans-serif"/>
           <w:b/>
           <w:strike w:val="false"/>
@@ -229,7 +230,7 @@
       </w:r>
       <w:r>
         <w:rPr>
-          <w:rStyle w:val="StrongEmphasis"/>
+          <w:rStyle w:val="Strong"/>
           <w:rFonts w:ascii="Google Sans;sans-serif" w:hAnsi="Google Sans;sans-serif"/>
           <w:b/>
           <w:strike w:val="false"/>
@@ -260,7 +261,6 @@
           <w:ilvl w:val="0"/>
           <w:numId w:val="1"/>
         </w:numPr>
-        <w:pBdr/>
         <w:tabs>
           <w:tab w:val="clear" w:pos="709"/>
           <w:tab w:val="left" w:pos="0" w:leader="none"/>
@@ -273,7 +273,7 @@
       </w:pPr>
       <w:r>
         <w:rPr>
-          <w:rStyle w:val="StrongEmphasis"/>
+          <w:rStyle w:val="Strong"/>
           <w:rFonts w:ascii="Google Sans;sans-serif" w:hAnsi="Google Sans;sans-serif"/>
           <w:b/>
           <w:strike w:val="false"/>
@@ -318,6 +318,7 @@
         <w:rPr>
           <w:rFonts w:ascii="Google Sans;sans-serif" w:hAnsi="Google Sans;sans-serif"/>
           <w:b/>
+          <w:b/>
           <w:strike w:val="false"/>
           <w:dstrike w:val="false"/>
           <w:sz w:val="30"/>
@@ -348,6 +349,7 @@
         <w:rPr>
           <w:rFonts w:ascii="Google Sans;sans-serif" w:hAnsi="Google Sans;sans-serif"/>
           <w:b/>
+          <w:b/>
           <w:strike w:val="false"/>
           <w:dstrike w:val="false"/>
           <w:sz w:val="30"/>
@@ -371,7 +373,6 @@
     <w:p>
       <w:pPr>
         <w:pStyle w:val="PreformattedText"/>
-        <w:pBdr/>
         <w:bidi w:val="0"/>
         <w:spacing w:before="0" w:after="0"/>
         <w:ind w:left="0" w:right="0" w:hanging="0"/>
@@ -404,7 +405,6 @@
     <w:p>
       <w:pPr>
         <w:pStyle w:val="PreformattedText"/>
-        <w:pBdr/>
         <w:bidi w:val="0"/>
         <w:spacing w:before="0" w:after="0"/>
         <w:rPr/>
@@ -416,7 +416,6 @@
     <w:p>
       <w:pPr>
         <w:pStyle w:val="PreformattedText"/>
-        <w:pBdr/>
         <w:bidi w:val="0"/>
         <w:spacing w:before="0" w:after="0"/>
         <w:rPr/>
@@ -448,7 +447,6 @@
     <w:p>
       <w:pPr>
         <w:pStyle w:val="PreformattedText"/>
-        <w:pBdr/>
         <w:bidi w:val="0"/>
         <w:spacing w:before="0" w:after="0"/>
         <w:rPr/>
@@ -480,7 +478,6 @@
     <w:p>
       <w:pPr>
         <w:pStyle w:val="PreformattedText"/>
-        <w:pBdr/>
         <w:bidi w:val="0"/>
         <w:spacing w:before="0" w:after="0"/>
         <w:rPr/>
@@ -512,7 +509,6 @@
     <w:p>
       <w:pPr>
         <w:pStyle w:val="PreformattedText"/>
-        <w:pBdr/>
         <w:bidi w:val="0"/>
         <w:spacing w:before="0" w:after="0"/>
         <w:rPr/>
@@ -544,7 +540,6 @@
     <w:p>
       <w:pPr>
         <w:pStyle w:val="PreformattedText"/>
-        <w:pBdr/>
         <w:bidi w:val="0"/>
         <w:spacing w:before="0" w:after="0"/>
         <w:rPr/>
@@ -576,7 +571,6 @@
     <w:p>
       <w:pPr>
         <w:pStyle w:val="PreformattedText"/>
-        <w:pBdr/>
         <w:bidi w:val="0"/>
         <w:spacing w:before="0" w:after="0"/>
         <w:rPr/>
@@ -608,7 +602,6 @@
     <w:p>
       <w:pPr>
         <w:pStyle w:val="PreformattedText"/>
-        <w:pBdr/>
         <w:bidi w:val="0"/>
         <w:spacing w:before="0" w:after="0"/>
         <w:rPr/>
@@ -640,7 +633,6 @@
     <w:p>
       <w:pPr>
         <w:pStyle w:val="PreformattedText"/>
-        <w:pBdr/>
         <w:bidi w:val="0"/>
         <w:spacing w:before="0" w:after="0"/>
         <w:rPr/>
@@ -672,7 +664,6 @@
     <w:p>
       <w:pPr>
         <w:pStyle w:val="PreformattedText"/>
-        <w:pBdr/>
         <w:bidi w:val="0"/>
         <w:spacing w:before="0" w:after="0"/>
         <w:rPr/>
@@ -704,7 +695,6 @@
     <w:p>
       <w:pPr>
         <w:pStyle w:val="PreformattedText"/>
-        <w:pBdr/>
         <w:bidi w:val="0"/>
         <w:spacing w:before="0" w:after="0"/>
         <w:rPr/>
@@ -736,7 +726,6 @@
     <w:p>
       <w:pPr>
         <w:pStyle w:val="PreformattedText"/>
-        <w:pBdr/>
         <w:bidi w:val="0"/>
         <w:spacing w:before="0" w:after="0"/>
         <w:rPr/>
@@ -768,7 +757,6 @@
     <w:p>
       <w:pPr>
         <w:pStyle w:val="PreformattedText"/>
-        <w:pBdr/>
         <w:bidi w:val="0"/>
         <w:spacing w:before="0" w:after="0"/>
         <w:rPr/>
@@ -800,7 +788,6 @@
     <w:p>
       <w:pPr>
         <w:pStyle w:val="PreformattedText"/>
-        <w:pBdr/>
         <w:bidi w:val="0"/>
         <w:spacing w:before="0" w:after="0"/>
         <w:rPr/>
@@ -812,7 +799,6 @@
     <w:p>
       <w:pPr>
         <w:pStyle w:val="PreformattedText"/>
-        <w:pBdr/>
         <w:bidi w:val="0"/>
         <w:spacing w:before="0" w:after="0"/>
         <w:rPr/>
@@ -844,7 +830,6 @@
     <w:p>
       <w:pPr>
         <w:pStyle w:val="PreformattedText"/>
-        <w:pBdr/>
         <w:bidi w:val="0"/>
         <w:spacing w:before="0" w:after="0"/>
         <w:rPr/>
@@ -876,7 +861,6 @@
     <w:p>
       <w:pPr>
         <w:pStyle w:val="PreformattedText"/>
-        <w:pBdr/>
         <w:bidi w:val="0"/>
         <w:spacing w:before="0" w:after="0"/>
         <w:rPr/>
@@ -908,7 +892,6 @@
     <w:p>
       <w:pPr>
         <w:pStyle w:val="PreformattedText"/>
-        <w:pBdr/>
         <w:bidi w:val="0"/>
         <w:spacing w:before="0" w:after="0"/>
         <w:rPr/>
@@ -920,7 +903,6 @@
     <w:p>
       <w:pPr>
         <w:pStyle w:val="PreformattedText"/>
-        <w:pBdr/>
         <w:bidi w:val="0"/>
         <w:spacing w:before="0" w:after="0"/>
         <w:rPr/>
@@ -952,7 +934,6 @@
     <w:p>
       <w:pPr>
         <w:pStyle w:val="PreformattedText"/>
-        <w:pBdr/>
         <w:bidi w:val="0"/>
         <w:spacing w:before="0" w:after="0"/>
         <w:rPr/>
@@ -984,7 +965,6 @@
     <w:p>
       <w:pPr>
         <w:pStyle w:val="PreformattedText"/>
-        <w:pBdr/>
         <w:bidi w:val="0"/>
         <w:spacing w:before="0" w:after="0"/>
         <w:rPr/>
@@ -1016,7 +996,6 @@
     <w:p>
       <w:pPr>
         <w:pStyle w:val="PreformattedText"/>
-        <w:pBdr/>
         <w:bidi w:val="0"/>
         <w:spacing w:before="0" w:after="0"/>
         <w:rPr/>
@@ -1048,7 +1027,6 @@
     <w:p>
       <w:pPr>
         <w:pStyle w:val="PreformattedText"/>
-        <w:pBdr/>
         <w:bidi w:val="0"/>
         <w:spacing w:before="0" w:after="0"/>
         <w:rPr/>
@@ -1080,7 +1058,6 @@
     <w:p>
       <w:pPr>
         <w:pStyle w:val="PreformattedText"/>
-        <w:pBdr/>
         <w:bidi w:val="0"/>
         <w:spacing w:before="0" w:after="0"/>
         <w:rPr/>
@@ -1112,7 +1089,6 @@
     <w:p>
       <w:pPr>
         <w:pStyle w:val="PreformattedText"/>
-        <w:pBdr/>
         <w:bidi w:val="0"/>
         <w:spacing w:before="0" w:after="0"/>
         <w:rPr/>
@@ -1144,7 +1120,6 @@
     <w:p>
       <w:pPr>
         <w:pStyle w:val="PreformattedText"/>
-        <w:pBdr/>
         <w:bidi w:val="0"/>
         <w:spacing w:before="0" w:after="0"/>
         <w:rPr/>
@@ -1176,7 +1151,6 @@
     <w:p>
       <w:pPr>
         <w:pStyle w:val="PreformattedText"/>
-        <w:pBdr/>
         <w:bidi w:val="0"/>
         <w:spacing w:before="0" w:after="0"/>
         <w:rPr/>
@@ -1214,6 +1188,7 @@
         <w:jc w:val="left"/>
         <w:rPr>
           <w:rFonts w:ascii="Google Sans;sans-serif" w:hAnsi="Google Sans;sans-serif"/>
+          <w:b w:val="false"/>
           <w:b w:val="false"/>
           <w:strike w:val="false"/>
           <w:dstrike w:val="false"/>
@@ -1253,7 +1228,7 @@
     </w:p>
     <w:p>
       <w:pPr>
-        <w:pStyle w:val="TextBody"/>
+        <w:pStyle w:val="Normal"/>
         <w:bidi w:val="0"/>
         <w:spacing w:before="360" w:after="180"/>
         <w:ind w:left="0" w:right="0" w:hanging="0"/>
@@ -1261,20 +1236,21 @@
         <w:rPr>
           <w:rFonts w:ascii="Google Sans;sans-serif" w:hAnsi="Google Sans;sans-serif"/>
           <w:b/>
-          <w:strike w:val="false"/>
-          <w:dstrike w:val="false"/>
-          <w:sz w:val="30"/>
-          <w:u w:val="none"/>
-          <w:effect w:val="none"/>
-        </w:rPr>
-      </w:pPr>
-      <w:r>
-        <w:rPr>
-          <w:rFonts w:ascii="Google Sans;sans-serif" w:hAnsi="Google Sans;sans-serif"/>
-          <w:b/>
-          <w:strike w:val="false"/>
-          <w:dstrike w:val="false"/>
-          <w:sz w:val="30"/>
+          <w:b/>
+          <w:strike w:val="false"/>
+          <w:dstrike w:val="false"/>
+          <w:sz w:val="30"/>
+          <w:u w:val="none"/>
+          <w:effect w:val="none"/>
+        </w:rPr>
+      </w:pPr>
+      <w:r>
+        <w:rPr>
+          <w:rFonts w:ascii="Google Sans;sans-serif" w:hAnsi="Google Sans;sans-serif"/>
+          <w:b w:val="false"/>
+          <w:strike w:val="false"/>
+          <w:dstrike w:val="false"/>
+          <w:sz w:val="24"/>
           <w:u w:val="none"/>
           <w:effect w:val="none"/>
         </w:rPr>
@@ -1283,13 +1259,12 @@
     </w:p>
     <w:p>
       <w:pPr>
-        <w:pStyle w:val="TextBody"/>
-        <w:bidi w:val="0"/>
+        <w:pStyle w:val="Normal"/>
         <w:spacing w:before="360" w:after="180"/>
         <w:ind w:left="0" w:right="0" w:hanging="0"/>
-        <w:jc w:val="left"/>
-        <w:rPr>
-          <w:rFonts w:ascii="Google Sans;sans-serif" w:hAnsi="Google Sans;sans-serif"/>
+        <w:rPr>
+          <w:rFonts w:ascii="Google Sans;sans-serif" w:hAnsi="Google Sans;sans-serif"/>
+          <w:b/>
           <w:b/>
           <w:strike w:val="false"/>
           <w:dstrike w:val="false"/>
@@ -1313,32 +1288,31 @@
     </w:p>
     <w:p>
       <w:pPr>
-        <w:pStyle w:val="TextBody"/>
-        <w:bidi w:val="0"/>
+        <w:pStyle w:val="Normal"/>
         <w:spacing w:before="180" w:after="240"/>
         <w:ind w:left="0" w:right="0" w:hanging="0"/>
-        <w:jc w:val="left"/>
-        <w:rPr>
-          <w:rFonts w:ascii="Google Sans;sans-serif" w:hAnsi="Google Sans;sans-serif"/>
-          <w:b w:val="false"/>
-          <w:strike w:val="false"/>
-          <w:dstrike w:val="false"/>
-          <w:sz w:val="24"/>
-          <w:u w:val="none"/>
-          <w:effect w:val="none"/>
-        </w:rPr>
-      </w:pPr>
-      <w:r>
-        <w:rPr>
-          <w:rFonts w:ascii="Google Sans;sans-serif" w:hAnsi="Google Sans;sans-serif"/>
-          <w:b w:val="false"/>
-          <w:strike w:val="false"/>
-          <w:dstrike w:val="false"/>
-          <w:sz w:val="24"/>
-          <w:u w:val="none"/>
-          <w:effect w:val="none"/>
-        </w:rPr>
-        <w:t>Smart Irrigate explicitly avoids relying on a high density of localized ground moisture probes. Because ground sensors only reflect moisture in a very localized, narrow radius, they fail to account for the broader macro-environmental variables driving true plant transpiration and soil evaporation. Instead, this system utilizes a macro-environmental tracking approach to calculate total water demand:</w:t>
+        <w:rPr>
+          <w:rFonts w:ascii="Google Sans;sans-serif" w:hAnsi="Google Sans;sans-serif"/>
+          <w:b/>
+          <w:b/>
+          <w:strike w:val="false"/>
+          <w:dstrike w:val="false"/>
+          <w:sz w:val="30"/>
+          <w:u w:val="none"/>
+          <w:effect w:val="none"/>
+        </w:rPr>
+      </w:pPr>
+      <w:r>
+        <w:rPr>
+          <w:rFonts w:ascii="Google Sans;sans-serif" w:hAnsi="Google Sans;sans-serif"/>
+          <w:b w:val="false"/>
+          <w:strike w:val="false"/>
+          <w:dstrike w:val="false"/>
+          <w:sz w:val="24"/>
+          <w:u w:val="none"/>
+          <w:effect w:val="none"/>
+        </w:rPr>
+        <w:t>Smart Irrigate explicitly avoids relying on a high density of localized ground moisture probes. Because ground sensors only reflect moisture in a very localized, narrow radius, they fail to account for the broader macro-environmental variables driving true plant transpiration and soil evaporation. Instead, this system utilizes an advanced atmospheric and thermal tracking approach to calculate total water demand:</w:t>
       </w:r>
     </w:p>
     <w:p>
@@ -1353,11 +1327,18 @@
           <w:tab w:val="clear" w:pos="709"/>
           <w:tab w:val="left" w:pos="0" w:leader="none"/>
         </w:tabs>
-        <w:bidi w:val="0"/>
         <w:spacing w:before="0" w:after="0"/>
         <w:ind w:left="0" w:right="0" w:hanging="283"/>
-        <w:jc w:val="left"/>
-        <w:rPr/>
+        <w:rPr>
+          <w:rFonts w:ascii="Google Sans;sans-serif" w:hAnsi="Google Sans;sans-serif"/>
+          <w:b/>
+          <w:b/>
+          <w:strike w:val="false"/>
+          <w:dstrike w:val="false"/>
+          <w:sz w:val="30"/>
+          <w:u w:val="none"/>
+          <w:effect w:val="none"/>
+        </w:rPr>
       </w:pPr>
       <w:r>
         <w:rPr>
@@ -1397,11 +1378,18 @@
           <w:tab w:val="clear" w:pos="709"/>
           <w:tab w:val="left" w:pos="0" w:leader="none"/>
         </w:tabs>
-        <w:bidi w:val="0"/>
         <w:spacing w:before="0" w:after="0"/>
         <w:ind w:left="0" w:right="0" w:hanging="283"/>
-        <w:jc w:val="left"/>
-        <w:rPr/>
+        <w:rPr>
+          <w:rFonts w:ascii="Google Sans;sans-serif" w:hAnsi="Google Sans;sans-serif"/>
+          <w:b/>
+          <w:b/>
+          <w:strike w:val="false"/>
+          <w:dstrike w:val="false"/>
+          <w:sz w:val="30"/>
+          <w:u w:val="none"/>
+          <w:effect w:val="none"/>
+        </w:rPr>
       </w:pPr>
       <w:r>
         <w:rPr>
@@ -1414,19 +1402,19 @@
           <w:u w:val="none"/>
           <w:effect w:val="none"/>
         </w:rPr>
-        <w:t>Barometric Weather Prediction &amp; Seasonal Inflection Tracking:</w:t>
-      </w:r>
-      <w:r>
-        <w:rPr>
-          <w:rFonts w:ascii="Google Sans;sans-serif" w:hAnsi="Google Sans;sans-serif"/>
-          <w:b w:val="false"/>
-          <w:strike w:val="false"/>
-          <w:dstrike w:val="false"/>
-          <w:sz w:val="24"/>
-          <w:u w:val="none"/>
-          <w:effect w:val="none"/>
-        </w:rPr>
-        <w:t xml:space="preserve"> The system monitors short-term barometric pressure tendencies using the BMP581 to anticipate regional rain fronts, adjusting upcoming irrigation volumes dynamically. On a macro-scale, the device cross-references its real-time atmospheric tracking with historical trends sent via the MQTT broker to map seasonal inflections (e.g., changes in solar intensity, regional winds, and seasonal dry spells). This atmospheric data profile allows the system to accurately predict landscape water depletion across the entire zone without deploying numerous spot-checking ground probes.</w:t>
+        <w:t>Solar Load Quantification:</w:t>
+      </w:r>
+      <w:r>
+        <w:rPr>
+          <w:rFonts w:ascii="Google Sans;sans-serif" w:hAnsi="Google Sans;sans-serif"/>
+          <w:b w:val="false"/>
+          <w:strike w:val="false"/>
+          <w:dstrike w:val="false"/>
+          <w:sz w:val="24"/>
+          <w:u w:val="none"/>
+          <w:effect w:val="none"/>
+        </w:rPr>
+        <w:t xml:space="preserve"> To prevent identical watering behaviors on overcast versus clear days, the system utilizes a high-dynamic-range digital light sensor (TSL2591) to capture both visible and infrared light metrics. This real-time solar irradiance data allows the edge logic to accurately model solar energy accumulation across the landscape zone.</w:t>
       </w:r>
     </w:p>
     <w:p>
@@ -1441,11 +1429,18 @@
           <w:tab w:val="clear" w:pos="709"/>
           <w:tab w:val="left" w:pos="0" w:leader="none"/>
         </w:tabs>
-        <w:bidi w:val="0"/>
         <w:spacing w:before="0" w:after="0"/>
         <w:ind w:left="0" w:right="0" w:hanging="283"/>
-        <w:jc w:val="left"/>
-        <w:rPr/>
+        <w:rPr>
+          <w:rFonts w:ascii="Google Sans;sans-serif" w:hAnsi="Google Sans;sans-serif"/>
+          <w:b/>
+          <w:b/>
+          <w:strike w:val="false"/>
+          <w:dstrike w:val="false"/>
+          <w:sz w:val="30"/>
+          <w:u w:val="none"/>
+          <w:effect w:val="none"/>
+        </w:rPr>
       </w:pPr>
       <w:r>
         <w:rPr>
@@ -1458,6 +1453,198 @@
           <w:u w:val="none"/>
           <w:effect w:val="none"/>
         </w:rPr>
+        <w:t>Thermal Inertia &amp; Soil mass Tracking:</w:t>
+      </w:r>
+      <w:r>
+        <w:rPr>
+          <w:rFonts w:ascii="Google Sans;sans-serif" w:hAnsi="Google Sans;sans-serif"/>
+          <w:b w:val="false"/>
+          <w:strike w:val="false"/>
+          <w:dstrike w:val="false"/>
+          <w:sz w:val="24"/>
+          <w:u w:val="none"/>
+          <w:effect w:val="none"/>
+        </w:rPr>
+        <w:t xml:space="preserve"> A ruggedized, single-point digital thermometer (DS18B20) is deployed just below the topsoil layer. This serves as a thermal anchor, tracking core soil temperature trends against rapid shifts in air temperature to accurately determine evaporation behavior influenced by soil thermal mass.</w:t>
+      </w:r>
+    </w:p>
+    <w:p>
+      <w:pPr>
+        <w:pStyle w:val="TextBody"/>
+        <w:numPr>
+          <w:ilvl w:val="0"/>
+          <w:numId w:val="2"/>
+        </w:numPr>
+        <w:pBdr/>
+        <w:tabs>
+          <w:tab w:val="clear" w:pos="709"/>
+          <w:tab w:val="left" w:pos="0" w:leader="none"/>
+        </w:tabs>
+        <w:spacing w:before="0" w:after="0"/>
+        <w:ind w:left="0" w:right="0" w:hanging="283"/>
+        <w:rPr>
+          <w:rFonts w:ascii="Google Sans;sans-serif" w:hAnsi="Google Sans;sans-serif"/>
+          <w:b/>
+          <w:b/>
+          <w:strike w:val="false"/>
+          <w:dstrike w:val="false"/>
+          <w:sz w:val="30"/>
+          <w:u w:val="none"/>
+          <w:effect w:val="none"/>
+        </w:rPr>
+      </w:pPr>
+      <w:r>
+        <w:rPr>
+          <w:rStyle w:val="StrongEmphasis"/>
+          <w:rFonts w:ascii="Google Sans;sans-serif" w:hAnsi="Google Sans;sans-serif"/>
+          <w:b/>
+          <w:strike w:val="false"/>
+          <w:dstrike w:val="false"/>
+          <w:sz w:val="24"/>
+          <w:u w:val="none"/>
+          <w:effect w:val="none"/>
+        </w:rPr>
+        <w:t>Boundary Layer Evolution (Future Wind Speed Expansion):</w:t>
+      </w:r>
+      <w:r>
+        <w:rPr>
+          <w:rFonts w:ascii="Google Sans;sans-serif" w:hAnsi="Google Sans;sans-serif"/>
+          <w:b w:val="false"/>
+          <w:strike w:val="false"/>
+          <w:dstrike w:val="false"/>
+          <w:sz w:val="24"/>
+          <w:u w:val="none"/>
+          <w:effect w:val="none"/>
+        </w:rPr>
+        <w:t xml:space="preserve"> To account for wind stripping away the humid leaf boundary layer and spiking transpiration rates, the architecture reserves hardware processing nodes for a future anemometer interface. Until physical integration occurs, boundary layer wind dynamics are optionally supplemented via inbound regional data profiles over the MQTT layer.</w:t>
+      </w:r>
+    </w:p>
+    <w:p>
+      <w:pPr>
+        <w:pStyle w:val="TextBody"/>
+        <w:numPr>
+          <w:ilvl w:val="0"/>
+          <w:numId w:val="2"/>
+        </w:numPr>
+        <w:pBdr/>
+        <w:tabs>
+          <w:tab w:val="clear" w:pos="709"/>
+          <w:tab w:val="left" w:pos="0" w:leader="none"/>
+        </w:tabs>
+        <w:spacing w:before="0" w:after="0"/>
+        <w:ind w:left="0" w:right="0" w:hanging="283"/>
+        <w:rPr>
+          <w:rFonts w:ascii="Google Sans;sans-serif" w:hAnsi="Google Sans;sans-serif"/>
+          <w:b/>
+          <w:b/>
+          <w:strike w:val="false"/>
+          <w:dstrike w:val="false"/>
+          <w:sz w:val="30"/>
+          <w:u w:val="none"/>
+          <w:effect w:val="none"/>
+        </w:rPr>
+      </w:pPr>
+      <w:r>
+        <w:rPr>
+          <w:rStyle w:val="StrongEmphasis"/>
+          <w:rFonts w:ascii="Google Sans;sans-serif" w:hAnsi="Google Sans;sans-serif"/>
+          <w:b/>
+          <w:strike w:val="false"/>
+          <w:dstrike w:val="false"/>
+          <w:sz w:val="24"/>
+          <w:u w:val="none"/>
+          <w:effect w:val="none"/>
+        </w:rPr>
+        <w:t>Barometric Weather Prediction &amp; Seasonal Inflection Tracking:</w:t>
+      </w:r>
+      <w:r>
+        <w:rPr>
+          <w:rFonts w:ascii="Google Sans;sans-serif" w:hAnsi="Google Sans;sans-serif"/>
+          <w:b w:val="false"/>
+          <w:strike w:val="false"/>
+          <w:dstrike w:val="false"/>
+          <w:sz w:val="24"/>
+          <w:u w:val="none"/>
+          <w:effect w:val="none"/>
+        </w:rPr>
+        <w:t xml:space="preserve"> The system monitors short-term barometric pressure tendencies using the BMP581 to anticipate regional rain fronts, adjusting upcoming irrigation volumes dynamically. On a macro-scale, the device cross-references its real-time atmospheric tracking with historical trends sent via the MQTT broker to map seasonal inflections (e.g., changes in solar intensity, regional winds, and seasonal dry spells). This atmospheric data profile allows the system to accurately predict landscape water depletion across the entire zone without deploying numerous spot-checking ground probes.</w:t>
+      </w:r>
+      <w:r>
+        <w:rPr>
+          <w:rFonts w:ascii="Google Sans;sans-serif" w:hAnsi="Google Sans;sans-serif"/>
+          <w:b w:val="false"/>
+          <w:strike w:val="false"/>
+          <w:dstrike w:val="false"/>
+          <w:sz w:val="24"/>
+          <w:u w:val="none"/>
+          <w:effect w:val="none"/>
+        </w:rPr>
+        <w:t xml:space="preserve"> [</w:t>
+      </w:r>
+      <w:hyperlink r:id="rId2">
+        <w:r>
+          <w:rPr>
+            <w:rStyle w:val="InternetLink"/>
+            <w:rFonts w:ascii="Google Sans;sans-serif" w:hAnsi="Google Sans;sans-serif"/>
+            <w:b w:val="false"/>
+            <w:strike w:val="false"/>
+            <w:dstrike w:val="false"/>
+            <w:sz w:val="24"/>
+            <w:u w:val="none"/>
+            <w:effect w:val="none"/>
+          </w:rPr>
+          <w:t>1</w:t>
+        </w:r>
+      </w:hyperlink>
+      <w:r>
+        <w:rPr>
+          <w:rFonts w:ascii="Google Sans;sans-serif" w:hAnsi="Google Sans;sans-serif"/>
+          <w:b w:val="false"/>
+          <w:strike w:val="false"/>
+          <w:dstrike w:val="false"/>
+          <w:sz w:val="24"/>
+          <w:u w:val="none"/>
+          <w:effect w:val="none"/>
+        </w:rPr>
+        <w:t>]</w:t>
+      </w:r>
+    </w:p>
+    <w:p>
+      <w:pPr>
+        <w:pStyle w:val="TextBody"/>
+        <w:numPr>
+          <w:ilvl w:val="0"/>
+          <w:numId w:val="2"/>
+        </w:numPr>
+        <w:pBdr/>
+        <w:tabs>
+          <w:tab w:val="clear" w:pos="709"/>
+          <w:tab w:val="left" w:pos="0" w:leader="none"/>
+        </w:tabs>
+        <w:spacing w:before="0" w:after="0"/>
+        <w:ind w:left="0" w:right="0" w:hanging="283"/>
+        <w:rPr>
+          <w:rFonts w:ascii="Google Sans;sans-serif" w:hAnsi="Google Sans;sans-serif"/>
+          <w:b/>
+          <w:b/>
+          <w:strike w:val="false"/>
+          <w:dstrike w:val="false"/>
+          <w:sz w:val="30"/>
+          <w:u w:val="none"/>
+          <w:effect w:val="none"/>
+        </w:rPr>
+      </w:pPr>
+      <w:r>
+        <w:rPr>
+          <w:rStyle w:val="StrongEmphasis"/>
+          <w:rFonts w:ascii="Google Sans;sans-serif" w:hAnsi="Google Sans;sans-serif"/>
+          <w:b/>
+          <w:strike w:val="false"/>
+          <w:dstrike w:val="false"/>
+          <w:sz w:val="24"/>
+          <w:u w:val="none"/>
+          <w:effect w:val="none"/>
+        </w:rPr>
         <w:t>Environmental Compensation (Adaptive Volume):</w:t>
       </w:r>
       <w:r>
@@ -1470,18 +1657,17 @@
           <w:u w:val="none"/>
           <w:effect w:val="none"/>
         </w:rPr>
-        <w:t xml:space="preserve"> The system evaluates live atmospheric metrics against the baseline parameters received in the MQTT configuration profile. If measured air temperature exceeds or relative humidity drops significantly below the expected thresholds, the edge logic dynamically increases or decreases the calculated watering duration to compensate for altered soil evaporation rates.</w:t>
+        <w:t xml:space="preserve"> The system evaluates live atmospheric metrics against the baseline parameters received in the MQTT configuration profile. If measured air temperature or solar load exceeds, or relative humidity drops significantly below the expected thresholds, the edge logic dynamically increases or decreases the calculated watering duration to compensate for altered soil evaporation rates.</w:t>
       </w:r>
     </w:p>
     <w:p>
       <w:pPr>
         <w:pStyle w:val="TextBody"/>
-        <w:bidi w:val="0"/>
         <w:spacing w:before="360" w:after="180"/>
         <w:ind w:left="0" w:right="0" w:hanging="0"/>
-        <w:jc w:val="left"/>
-        <w:rPr>
-          <w:rFonts w:ascii="Google Sans;sans-serif" w:hAnsi="Google Sans;sans-serif"/>
+        <w:rPr>
+          <w:rFonts w:ascii="Google Sans;sans-serif" w:hAnsi="Google Sans;sans-serif"/>
+          <w:b/>
           <w:b/>
           <w:strike w:val="false"/>
           <w:dstrike w:val="false"/>
@@ -1515,11 +1701,18 @@
           <w:tab w:val="clear" w:pos="709"/>
           <w:tab w:val="left" w:pos="0" w:leader="none"/>
         </w:tabs>
-        <w:bidi w:val="0"/>
         <w:spacing w:before="0" w:after="0"/>
         <w:ind w:left="0" w:right="0" w:hanging="283"/>
-        <w:jc w:val="left"/>
-        <w:rPr/>
+        <w:rPr>
+          <w:rFonts w:ascii="Google Sans;sans-serif" w:hAnsi="Google Sans;sans-serif"/>
+          <w:b/>
+          <w:b/>
+          <w:strike w:val="false"/>
+          <w:dstrike w:val="false"/>
+          <w:sz w:val="30"/>
+          <w:u w:val="none"/>
+          <w:effect w:val="none"/>
+        </w:rPr>
       </w:pPr>
       <w:r>
         <w:rPr>
@@ -1571,16 +1764,15 @@
           <w:tab w:val="clear" w:pos="709"/>
           <w:tab w:val="left" w:pos="0" w:leader="none"/>
         </w:tabs>
-        <w:bidi w:val="0"/>
         <w:spacing w:before="0" w:after="0"/>
         <w:ind w:left="0" w:right="0" w:hanging="283"/>
-        <w:jc w:val="left"/>
-        <w:rPr>
-          <w:rFonts w:ascii="Google Sans;sans-serif" w:hAnsi="Google Sans;sans-serif"/>
-          <w:b w:val="false"/>
-          <w:strike w:val="false"/>
-          <w:dstrike w:val="false"/>
-          <w:sz w:val="24"/>
+        <w:rPr>
+          <w:rFonts w:ascii="Google Sans;sans-serif" w:hAnsi="Google Sans;sans-serif"/>
+          <w:b/>
+          <w:b/>
+          <w:strike w:val="false"/>
+          <w:dstrike w:val="false"/>
+          <w:sz w:val="30"/>
           <w:u w:val="none"/>
           <w:effect w:val="none"/>
         </w:rPr>
@@ -1610,42 +1802,40 @@
           <w:tab w:val="clear" w:pos="709"/>
           <w:tab w:val="left" w:pos="0" w:leader="none"/>
         </w:tabs>
-        <w:bidi w:val="0"/>
         <w:spacing w:before="0" w:after="0"/>
         <w:ind w:left="0" w:right="0" w:hanging="283"/>
-        <w:jc w:val="left"/>
-        <w:rPr>
-          <w:rFonts w:ascii="Google Sans;sans-serif" w:hAnsi="Google Sans;sans-serif"/>
-          <w:b w:val="false"/>
-          <w:strike w:val="false"/>
-          <w:dstrike w:val="false"/>
-          <w:sz w:val="24"/>
-          <w:u w:val="none"/>
-          <w:effect w:val="none"/>
-        </w:rPr>
-      </w:pPr>
-      <w:r>
-        <w:rPr>
-          <w:rFonts w:ascii="Google Sans;sans-serif" w:hAnsi="Google Sans;sans-serif"/>
-          <w:b w:val="false"/>
-          <w:strike w:val="false"/>
-          <w:dstrike w:val="false"/>
-          <w:sz w:val="24"/>
-          <w:u w:val="none"/>
-          <w:effect w:val="none"/>
-        </w:rPr>
-        <w:t>The system then automatically defers the irrigation cycle, constantly or periodically polling the line until water pressure is detected again, at which point it safely resumes the deferred watering routine letter on.</w:t>
+        <w:rPr>
+          <w:rFonts w:ascii="Google Sans;sans-serif" w:hAnsi="Google Sans;sans-serif"/>
+          <w:b/>
+          <w:b/>
+          <w:strike w:val="false"/>
+          <w:dstrike w:val="false"/>
+          <w:sz w:val="30"/>
+          <w:u w:val="none"/>
+          <w:effect w:val="none"/>
+        </w:rPr>
+      </w:pPr>
+      <w:r>
+        <w:rPr>
+          <w:rFonts w:ascii="Google Sans;sans-serif" w:hAnsi="Google Sans;sans-serif"/>
+          <w:b w:val="false"/>
+          <w:strike w:val="false"/>
+          <w:dstrike w:val="false"/>
+          <w:sz w:val="24"/>
+          <w:u w:val="none"/>
+          <w:effect w:val="none"/>
+        </w:rPr>
+        <w:t>The system then automatically defers the irrigation cycle, constantly or periodically polling the line until water pressure is detected again, at which point it safely resumes the deferred watering routine later on.</w:t>
       </w:r>
     </w:p>
     <w:p>
       <w:pPr>
         <w:pStyle w:val="TextBody"/>
-        <w:bidi w:val="0"/>
         <w:spacing w:before="360" w:after="180"/>
         <w:ind w:left="0" w:right="0" w:hanging="0"/>
-        <w:jc w:val="left"/>
-        <w:rPr>
-          <w:rFonts w:ascii="Google Sans;sans-serif" w:hAnsi="Google Sans;sans-serif"/>
+        <w:rPr>
+          <w:rFonts w:ascii="Google Sans;sans-serif" w:hAnsi="Google Sans;sans-serif"/>
+          <w:b/>
           <w:b/>
           <w:strike w:val="false"/>
           <w:dstrike w:val="false"/>
@@ -1670,10 +1860,17 @@
     <w:p>
       <w:pPr>
         <w:pStyle w:val="TextBody"/>
-        <w:bidi w:val="0"/>
         <w:ind w:left="0" w:right="0" w:hanging="0"/>
-        <w:jc w:val="left"/>
-        <w:rPr/>
+        <w:rPr>
+          <w:rFonts w:ascii="Google Sans;sans-serif" w:hAnsi="Google Sans;sans-serif"/>
+          <w:b/>
+          <w:b/>
+          <w:strike w:val="false"/>
+          <w:dstrike w:val="false"/>
+          <w:sz w:val="30"/>
+          <w:u w:val="none"/>
+          <w:effect w:val="none"/>
+        </w:rPr>
       </w:pPr>
       <w:r>
         <w:rPr>
@@ -1725,11 +1922,18 @@
           <w:tab w:val="clear" w:pos="709"/>
           <w:tab w:val="left" w:pos="0" w:leader="none"/>
         </w:tabs>
-        <w:bidi w:val="0"/>
         <w:spacing w:before="0" w:after="0"/>
         <w:ind w:left="0" w:right="0" w:hanging="283"/>
-        <w:jc w:val="left"/>
-        <w:rPr/>
+        <w:rPr>
+          <w:rFonts w:ascii="Google Sans;sans-serif" w:hAnsi="Google Sans;sans-serif"/>
+          <w:b/>
+          <w:b/>
+          <w:strike w:val="false"/>
+          <w:dstrike w:val="false"/>
+          <w:sz w:val="30"/>
+          <w:u w:val="none"/>
+          <w:effect w:val="none"/>
+        </w:rPr>
       </w:pPr>
       <w:r>
         <w:rPr>
@@ -1797,84 +2001,111 @@
         <w:bidi w:val="0"/>
         <w:spacing w:before="0" w:after="0"/>
         <w:ind w:left="0" w:right="0" w:hanging="283"/>
+        <w:rPr>
+          <w:rFonts w:ascii="Google Sans;sans-serif" w:hAnsi="Google Sans;sans-serif"/>
+          <w:b/>
+          <w:b/>
+          <w:strike w:val="false"/>
+          <w:dstrike w:val="false"/>
+          <w:sz w:val="30"/>
+          <w:u w:val="none"/>
+          <w:effect w:val="none"/>
+        </w:rPr>
+      </w:pPr>
+      <w:r>
+        <w:rPr>
+          <w:rStyle w:val="StrongEmphasis"/>
+          <w:rFonts w:ascii="Google Sans;sans-serif" w:hAnsi="Google Sans;sans-serif"/>
+          <w:b/>
+          <w:strike w:val="false"/>
+          <w:dstrike w:val="false"/>
+          <w:sz w:val="24"/>
+          <w:u w:val="none"/>
+          <w:effect w:val="none"/>
+        </w:rPr>
+        <w:t>Compile-Time Hardware Constraints:</w:t>
+      </w:r>
+      <w:r>
+        <w:rPr>
+          <w:rFonts w:ascii="Google Sans;sans-serif" w:hAnsi="Google Sans;sans-serif"/>
+          <w:b w:val="false"/>
+          <w:strike w:val="false"/>
+          <w:dstrike w:val="false"/>
+          <w:sz w:val="24"/>
+          <w:u w:val="none"/>
+          <w:effect w:val="none"/>
+        </w:rPr>
+        <w:t xml:space="preserve"> Because the hardware layout binds each independent valve relay to a dedicated physical microcontroller pin, the GPIO mapping is rigidly locked into the project's compilation layer using </w:t>
+      </w:r>
+      <w:r>
+        <w:rPr>
+          <w:rStyle w:val="StrongEmphasis"/>
+          <w:rFonts w:ascii="Google Sans;sans-serif" w:hAnsi="Google Sans;sans-serif"/>
+          <w:b/>
+          <w:strike w:val="false"/>
+          <w:dstrike w:val="false"/>
+          <w:sz w:val="24"/>
+          <w:u w:val="none"/>
+          <w:effect w:val="none"/>
+        </w:rPr>
+        <w:t>ESP-IDF Kconfig (</w:t>
+      </w:r>
+      <w:r>
+        <w:rPr>
+          <w:rStyle w:val="SourceText"/>
+          <w:rFonts w:ascii="monospace" w:hAnsi="monospace"/>
+          <w:b/>
+          <w:strike w:val="false"/>
+          <w:dstrike w:val="false"/>
+          <w:sz w:val="21"/>
+          <w:u w:val="none"/>
+          <w:effect w:val="none"/>
+          <w:bdr w:val="single" w:sz="2" w:space="1" w:color="2C2E35"/>
+        </w:rPr>
+        <w:t>Kconfig.projbuild</w:t>
+      </w:r>
+      <w:r>
+        <w:rPr>
+          <w:rStyle w:val="StrongEmphasis"/>
+          <w:rFonts w:ascii="Google Sans;sans-serif" w:hAnsi="Google Sans;sans-serif"/>
+          <w:b/>
+          <w:strike w:val="false"/>
+          <w:dstrike w:val="false"/>
+          <w:sz w:val="24"/>
+          <w:u w:val="none"/>
+          <w:effect w:val="none"/>
+        </w:rPr>
+        <w:t>)</w:t>
+      </w:r>
+      <w:r>
+        <w:rPr>
+          <w:rFonts w:ascii="Google Sans;sans-serif" w:hAnsi="Google Sans;sans-serif"/>
+          <w:b w:val="false"/>
+          <w:strike w:val="false"/>
+          <w:dstrike w:val="false"/>
+          <w:sz w:val="24"/>
+          <w:u w:val="none"/>
+          <w:effect w:val="none"/>
+        </w:rPr>
+        <w:t>. Modifying or shifting these pin allocations requires rebuilding the firmware via the build system, safeguarding the running application from runtime pin conflicts or accidental software rewires.</w:t>
+      </w:r>
+    </w:p>
+    <w:p>
+      <w:pPr>
+        <w:pStyle w:val="HorizontalLine"/>
+        <w:rPr>
+          <w:rFonts w:ascii="Google Sans;sans-serif" w:hAnsi="Google Sans;sans-serif"/>
+          <w:b/>
+          <w:b/>
+          <w:strike w:val="false"/>
+          <w:dstrike w:val="false"/>
+          <w:sz w:val="30"/>
+          <w:u w:val="none"/>
+          <w:effect w:val="none"/>
+        </w:rPr>
+      </w:pPr>
+      <w:r>
         <w:rPr/>
-      </w:pPr>
-      <w:r>
-        <w:rPr>
-          <w:rStyle w:val="StrongEmphasis"/>
-          <w:rFonts w:ascii="Google Sans;sans-serif" w:hAnsi="Google Sans;sans-serif"/>
-          <w:b/>
-          <w:strike w:val="false"/>
-          <w:dstrike w:val="false"/>
-          <w:sz w:val="24"/>
-          <w:u w:val="none"/>
-          <w:effect w:val="none"/>
-        </w:rPr>
-        <w:t>Compile-Time Hardware Constraints:</w:t>
-      </w:r>
-      <w:r>
-        <w:rPr>
-          <w:rFonts w:ascii="Google Sans;sans-serif" w:hAnsi="Google Sans;sans-serif"/>
-          <w:b w:val="false"/>
-          <w:strike w:val="false"/>
-          <w:dstrike w:val="false"/>
-          <w:sz w:val="24"/>
-          <w:u w:val="none"/>
-          <w:effect w:val="none"/>
-        </w:rPr>
-        <w:t xml:space="preserve"> Because the hardware layout binds each independent valve relay to a dedicated physical microcontroller pin, the GPIO mapping is rigidly locked into the project's compilation layer using </w:t>
-      </w:r>
-      <w:r>
-        <w:rPr>
-          <w:rStyle w:val="StrongEmphasis"/>
-          <w:rFonts w:ascii="Google Sans;sans-serif" w:hAnsi="Google Sans;sans-serif"/>
-          <w:b/>
-          <w:strike w:val="false"/>
-          <w:dstrike w:val="false"/>
-          <w:sz w:val="24"/>
-          <w:u w:val="none"/>
-          <w:effect w:val="none"/>
-        </w:rPr>
-        <w:t>ESP-IDF Kconfig (</w:t>
-      </w:r>
-      <w:r>
-        <w:rPr>
-          <w:rStyle w:val="SourceText"/>
-          <w:rFonts w:ascii="monospace" w:hAnsi="monospace"/>
-          <w:b/>
-          <w:strike w:val="false"/>
-          <w:dstrike w:val="false"/>
-          <w:sz w:val="21"/>
-          <w:u w:val="none"/>
-          <w:effect w:val="none"/>
-          <w:bdr w:val="single" w:sz="2" w:space="1" w:color="2C2E35"/>
-        </w:rPr>
-        <w:t>Kconfig.projbuild</w:t>
-      </w:r>
-      <w:r>
-        <w:rPr>
-          <w:rStyle w:val="StrongEmphasis"/>
-          <w:rFonts w:ascii="Google Sans;sans-serif" w:hAnsi="Google Sans;sans-serif"/>
-          <w:b/>
-          <w:strike w:val="false"/>
-          <w:dstrike w:val="false"/>
-          <w:sz w:val="24"/>
-          <w:u w:val="none"/>
-          <w:effect w:val="none"/>
-        </w:rPr>
-        <w:t>)</w:t>
-      </w:r>
-      <w:r>
-        <w:rPr>
-          <w:rFonts w:ascii="Google Sans;sans-serif" w:hAnsi="Google Sans;sans-serif"/>
-          <w:b w:val="false"/>
-          <w:strike w:val="false"/>
-          <w:dstrike w:val="false"/>
-          <w:sz w:val="24"/>
-          <w:u w:val="none"/>
-          <w:effect w:val="none"/>
-        </w:rPr>
-        <w:t>. Modifying or shifting these pin allocations requires rebuilding the firmware via the build system, safeguarding the running application from runtime pin conflicts or accidental software rewires.</w:t>
       </w:r>
     </w:p>
     <w:p>
@@ -1890,7 +2121,7 @@
     </w:p>
     <w:p>
       <w:pPr>
-        <w:pStyle w:val="TextBody"/>
+        <w:pStyle w:val="Normal"/>
         <w:bidi w:val="0"/>
         <w:spacing w:before="360" w:after="180"/>
         <w:ind w:left="0" w:right="0" w:hanging="0"/>
@@ -1898,20 +2129,21 @@
         <w:rPr>
           <w:rFonts w:ascii="Google Sans;sans-serif" w:hAnsi="Google Sans;sans-serif"/>
           <w:b/>
-          <w:strike w:val="false"/>
-          <w:dstrike w:val="false"/>
-          <w:sz w:val="30"/>
-          <w:u w:val="none"/>
-          <w:effect w:val="none"/>
-        </w:rPr>
-      </w:pPr>
-      <w:r>
-        <w:rPr>
-          <w:rFonts w:ascii="Google Sans;sans-serif" w:hAnsi="Google Sans;sans-serif"/>
-          <w:b/>
-          <w:strike w:val="false"/>
-          <w:dstrike w:val="false"/>
-          <w:sz w:val="30"/>
+          <w:b/>
+          <w:strike w:val="false"/>
+          <w:dstrike w:val="false"/>
+          <w:sz w:val="30"/>
+          <w:u w:val="none"/>
+          <w:effect w:val="none"/>
+        </w:rPr>
+      </w:pPr>
+      <w:r>
+        <w:rPr>
+          <w:rFonts w:ascii="Google Sans;sans-serif" w:hAnsi="Google Sans;sans-serif"/>
+          <w:b w:val="false"/>
+          <w:strike w:val="false"/>
+          <w:dstrike w:val="false"/>
+          <w:sz w:val="24"/>
           <w:u w:val="none"/>
           <w:effect w:val="none"/>
         </w:rPr>
@@ -1920,13 +2152,12 @@
     </w:p>
     <w:p>
       <w:pPr>
-        <w:pStyle w:val="TextBody"/>
-        <w:bidi w:val="0"/>
+        <w:pStyle w:val="Normal"/>
         <w:spacing w:before="360" w:after="180"/>
         <w:ind w:left="0" w:right="0" w:hanging="0"/>
-        <w:jc w:val="left"/>
-        <w:rPr>
-          <w:rFonts w:ascii="Google Sans;sans-serif" w:hAnsi="Google Sans;sans-serif"/>
+        <w:rPr>
+          <w:rFonts w:ascii="Google Sans;sans-serif" w:hAnsi="Google Sans;sans-serif"/>
+          <w:b/>
           <w:b/>
           <w:strike w:val="false"/>
           <w:dstrike w:val="false"/>
@@ -1950,17 +2181,16 @@
     </w:p>
     <w:p>
       <w:pPr>
-        <w:pStyle w:val="TextBody"/>
-        <w:bidi w:val="0"/>
+        <w:pStyle w:val="Normal"/>
         <w:spacing w:before="180" w:after="240"/>
         <w:ind w:left="0" w:right="0" w:hanging="0"/>
-        <w:jc w:val="left"/>
-        <w:rPr>
-          <w:rFonts w:ascii="Google Sans;sans-serif" w:hAnsi="Google Sans;sans-serif"/>
-          <w:b w:val="false"/>
-          <w:strike w:val="false"/>
-          <w:dstrike w:val="false"/>
-          <w:sz w:val="24"/>
+        <w:rPr>
+          <w:rFonts w:ascii="Google Sans;sans-serif" w:hAnsi="Google Sans;sans-serif"/>
+          <w:b/>
+          <w:b/>
+          <w:strike w:val="false"/>
+          <w:dstrike w:val="false"/>
+          <w:sz w:val="30"/>
           <w:u w:val="none"/>
           <w:effect w:val="none"/>
         </w:rPr>
@@ -1993,7 +2223,16 @@
         <w:bidi w:val="0"/>
         <w:spacing w:before="0" w:after="0"/>
         <w:ind w:left="0" w:right="0" w:hanging="283"/>
-        <w:rPr/>
+        <w:rPr>
+          <w:rFonts w:ascii="Google Sans;sans-serif" w:hAnsi="Google Sans;sans-serif"/>
+          <w:b/>
+          <w:b/>
+          <w:strike w:val="false"/>
+          <w:dstrike w:val="false"/>
+          <w:sz w:val="30"/>
+          <w:u w:val="none"/>
+          <w:effect w:val="none"/>
+        </w:rPr>
       </w:pPr>
       <w:r>
         <w:rPr>
@@ -2084,11 +2323,18 @@
           <w:tab w:val="clear" w:pos="709"/>
           <w:tab w:val="left" w:pos="0" w:leader="none"/>
         </w:tabs>
-        <w:bidi w:val="0"/>
         <w:spacing w:before="0" w:after="0"/>
         <w:ind w:left="0" w:right="0" w:hanging="283"/>
-        <w:jc w:val="left"/>
-        <w:rPr/>
+        <w:rPr>
+          <w:rFonts w:ascii="Google Sans;sans-serif" w:hAnsi="Google Sans;sans-serif"/>
+          <w:b/>
+          <w:b/>
+          <w:strike w:val="false"/>
+          <w:dstrike w:val="false"/>
+          <w:sz w:val="30"/>
+          <w:u w:val="none"/>
+          <w:effect w:val="none"/>
+        </w:rPr>
       </w:pPr>
       <w:r>
         <w:rPr>
@@ -2178,11 +2424,18 @@
           <w:tab w:val="clear" w:pos="709"/>
           <w:tab w:val="left" w:pos="0" w:leader="none"/>
         </w:tabs>
-        <w:bidi w:val="0"/>
         <w:spacing w:before="0" w:after="0"/>
         <w:ind w:left="0" w:right="0" w:hanging="283"/>
-        <w:jc w:val="left"/>
-        <w:rPr/>
+        <w:rPr>
+          <w:rFonts w:ascii="Google Sans;sans-serif" w:hAnsi="Google Sans;sans-serif"/>
+          <w:b/>
+          <w:b/>
+          <w:strike w:val="false"/>
+          <w:dstrike w:val="false"/>
+          <w:sz w:val="30"/>
+          <w:u w:val="none"/>
+          <w:effect w:val="none"/>
+        </w:rPr>
       </w:pPr>
       <w:r>
         <w:rPr>
@@ -2222,11 +2475,18 @@
           <w:tab w:val="clear" w:pos="709"/>
           <w:tab w:val="left" w:pos="0" w:leader="none"/>
         </w:tabs>
-        <w:bidi w:val="0"/>
         <w:spacing w:before="0" w:after="0"/>
         <w:ind w:left="0" w:right="0" w:hanging="283"/>
-        <w:jc w:val="left"/>
-        <w:rPr/>
+        <w:rPr>
+          <w:rFonts w:ascii="Google Sans;sans-serif" w:hAnsi="Google Sans;sans-serif"/>
+          <w:b/>
+          <w:b/>
+          <w:strike w:val="false"/>
+          <w:dstrike w:val="false"/>
+          <w:sz w:val="30"/>
+          <w:u w:val="none"/>
+          <w:effect w:val="none"/>
+        </w:rPr>
       </w:pPr>
       <w:r>
         <w:rPr>
@@ -2251,7 +2511,109 @@
           <w:u w:val="none"/>
           <w:effect w:val="none"/>
         </w:rPr>
-        <w:t xml:space="preserve"> Transmits targeted barometric pressure metrics and ambient temperature data. It functions on the exact same physical GPIO 19 and 20 paths, using a unique factory hardware address layer to prevent data line collisions.</w:t>
+        <w:t xml:space="preserve"> Transmits targeted barometric pressure metrics and ambient temperature data.</w:t>
+      </w:r>
+    </w:p>
+    <w:p>
+      <w:pPr>
+        <w:pStyle w:val="TextBody"/>
+        <w:numPr>
+          <w:ilvl w:val="1"/>
+          <w:numId w:val="5"/>
+        </w:numPr>
+        <w:pBdr/>
+        <w:tabs>
+          <w:tab w:val="clear" w:pos="709"/>
+          <w:tab w:val="left" w:pos="0" w:leader="none"/>
+        </w:tabs>
+        <w:spacing w:before="0" w:after="0"/>
+        <w:ind w:left="0" w:right="0" w:hanging="283"/>
+        <w:rPr>
+          <w:rFonts w:ascii="Google Sans;sans-serif" w:hAnsi="Google Sans;sans-serif"/>
+          <w:b/>
+          <w:b/>
+          <w:strike w:val="false"/>
+          <w:dstrike w:val="false"/>
+          <w:sz w:val="30"/>
+          <w:u w:val="none"/>
+          <w:effect w:val="none"/>
+        </w:rPr>
+      </w:pPr>
+      <w:r>
+        <w:rPr>
+          <w:rStyle w:val="Emphasis"/>
+          <w:rFonts w:ascii="Google Sans;sans-serif" w:hAnsi="Google Sans;sans-serif"/>
+          <w:b w:val="false"/>
+          <w:strike w:val="false"/>
+          <w:dstrike w:val="false"/>
+          <w:sz w:val="24"/>
+          <w:u w:val="none"/>
+          <w:effect w:val="none"/>
+        </w:rPr>
+        <w:t>TSL2591 Sensor:</w:t>
+      </w:r>
+      <w:r>
+        <w:rPr>
+          <w:rFonts w:ascii="Google Sans;sans-serif" w:hAnsi="Google Sans;sans-serif"/>
+          <w:b w:val="false"/>
+          <w:strike w:val="false"/>
+          <w:dstrike w:val="false"/>
+          <w:sz w:val="24"/>
+          <w:u w:val="none"/>
+          <w:effect w:val="none"/>
+        </w:rPr>
+        <w:t xml:space="preserve"> Measures high-resolution visible and infrared light spectrum intensities to calculate real-time solar irradiance load.</w:t>
+      </w:r>
+    </w:p>
+    <w:p>
+      <w:pPr>
+        <w:pStyle w:val="TextBody"/>
+        <w:numPr>
+          <w:ilvl w:val="1"/>
+          <w:numId w:val="5"/>
+        </w:numPr>
+        <w:pBdr/>
+        <w:tabs>
+          <w:tab w:val="clear" w:pos="709"/>
+          <w:tab w:val="left" w:pos="0" w:leader="none"/>
+        </w:tabs>
+        <w:spacing w:before="0" w:after="0"/>
+        <w:ind w:left="0" w:right="0" w:hanging="283"/>
+        <w:rPr>
+          <w:rFonts w:ascii="Google Sans;sans-serif" w:hAnsi="Google Sans;sans-serif"/>
+          <w:b/>
+          <w:b/>
+          <w:strike w:val="false"/>
+          <w:dstrike w:val="false"/>
+          <w:sz w:val="30"/>
+          <w:u w:val="none"/>
+          <w:effect w:val="none"/>
+        </w:rPr>
+      </w:pPr>
+      <w:r>
+        <w:rPr>
+          <w:rStyle w:val="Emphasis"/>
+          <w:rFonts w:ascii="Google Sans;sans-serif" w:hAnsi="Google Sans;sans-serif"/>
+          <w:b w:val="false"/>
+          <w:strike w:val="false"/>
+          <w:dstrike w:val="false"/>
+          <w:sz w:val="24"/>
+          <w:u w:val="none"/>
+          <w:effect w:val="none"/>
+        </w:rPr>
+        <w:t>Note:</w:t>
+      </w:r>
+      <w:r>
+        <w:rPr>
+          <w:rFonts w:ascii="Google Sans;sans-serif" w:hAnsi="Google Sans;sans-serif"/>
+          <w:b w:val="false"/>
+          <w:strike w:val="false"/>
+          <w:dstrike w:val="false"/>
+          <w:sz w:val="24"/>
+          <w:u w:val="none"/>
+          <w:effect w:val="none"/>
+        </w:rPr>
+        <w:t xml:space="preserve"> All three sensors function on the exact same physical GPIO 19 and 20 paths, utilizing unique factory hardware address layers to prevent data line collisions.</w:t>
       </w:r>
     </w:p>
     <w:p>
@@ -2266,11 +2628,18 @@
           <w:tab w:val="clear" w:pos="709"/>
           <w:tab w:val="left" w:pos="0" w:leader="none"/>
         </w:tabs>
-        <w:bidi w:val="0"/>
         <w:spacing w:before="0" w:after="0"/>
         <w:ind w:left="0" w:right="0" w:hanging="283"/>
-        <w:jc w:val="left"/>
-        <w:rPr/>
+        <w:rPr>
+          <w:rFonts w:ascii="Google Sans;sans-serif" w:hAnsi="Google Sans;sans-serif"/>
+          <w:b/>
+          <w:b/>
+          <w:strike w:val="false"/>
+          <w:dstrike w:val="false"/>
+          <w:sz w:val="30"/>
+          <w:u w:val="none"/>
+          <w:effect w:val="none"/>
+        </w:rPr>
       </w:pPr>
       <w:r>
         <w:rPr>
@@ -2283,7 +2652,7 @@
           <w:u w:val="none"/>
           <w:effect w:val="none"/>
         </w:rPr>
-        <w:t>Analog Interface:</w:t>
+        <w:t>1-Wire Serial Interface:</w:t>
       </w:r>
       <w:r>
         <w:rPr>
@@ -2308,44 +2677,19 @@
           <w:u w:val="none"/>
           <w:effect w:val="none"/>
         </w:rPr>
-        <w:t>GPIO 0 (ADC1_CH0)</w:t>
-      </w:r>
-      <w:r>
-        <w:rPr>
-          <w:rFonts w:ascii="Google Sans;sans-serif" w:hAnsi="Google Sans;sans-serif"/>
-          <w:b w:val="false"/>
-          <w:strike w:val="false"/>
-          <w:dstrike w:val="false"/>
-          <w:sz w:val="24"/>
-          <w:u w:val="none"/>
-          <w:effect w:val="none"/>
-        </w:rPr>
-        <w:t xml:space="preserve"> or </w:t>
-      </w:r>
-      <w:r>
-        <w:rPr>
-          <w:rStyle w:val="StrongEmphasis"/>
-          <w:rFonts w:ascii="Google Sans;sans-serif" w:hAnsi="Google Sans;sans-serif"/>
-          <w:b/>
-          <w:strike w:val="false"/>
-          <w:dstrike w:val="false"/>
-          <w:sz w:val="24"/>
-          <w:u w:val="none"/>
-          <w:effect w:val="none"/>
-        </w:rPr>
-        <w:t>GPIO 1 (ADC1_CH1)</w:t>
-      </w:r>
-      <w:r>
-        <w:rPr>
-          <w:rFonts w:ascii="Google Sans;sans-serif" w:hAnsi="Google Sans;sans-serif"/>
-          <w:b w:val="false"/>
-          <w:strike w:val="false"/>
-          <w:dstrike w:val="false"/>
-          <w:sz w:val="24"/>
-          <w:u w:val="none"/>
-          <w:effect w:val="none"/>
-        </w:rPr>
-        <w:t>.</w:t>
+        <w:t>GPIO 18</w:t>
+      </w:r>
+      <w:r>
+        <w:rPr>
+          <w:rFonts w:ascii="Google Sans;sans-serif" w:hAnsi="Google Sans;sans-serif"/>
+          <w:b w:val="false"/>
+          <w:strike w:val="false"/>
+          <w:dstrike w:val="false"/>
+          <w:sz w:val="24"/>
+          <w:u w:val="none"/>
+          <w:effect w:val="none"/>
+        </w:rPr>
+        <w:t>. Configured as an open-drain bidirectional digital line with a dedicated external pull-up resistor.</w:t>
       </w:r>
     </w:p>
     <w:p>
@@ -2360,10 +2704,18 @@
           <w:tab w:val="clear" w:pos="709"/>
           <w:tab w:val="left" w:pos="0" w:leader="none"/>
         </w:tabs>
-        <w:bidi w:val="0"/>
         <w:spacing w:before="0" w:after="0"/>
         <w:ind w:left="0" w:right="0" w:hanging="283"/>
-        <w:rPr/>
+        <w:rPr>
+          <w:rFonts w:ascii="Google Sans;sans-serif" w:hAnsi="Google Sans;sans-serif"/>
+          <w:b/>
+          <w:b/>
+          <w:strike w:val="false"/>
+          <w:dstrike w:val="false"/>
+          <w:sz w:val="30"/>
+          <w:u w:val="none"/>
+          <w:effect w:val="none"/>
+        </w:rPr>
       </w:pPr>
       <w:r>
         <w:rPr>
@@ -2376,58 +2728,85 @@
           <w:u w:val="none"/>
           <w:effect w:val="none"/>
         </w:rPr>
-        <w:t>XDB401 Pressure Transmitter:</w:t>
-      </w:r>
-      <w:r>
-        <w:rPr>
-          <w:rFonts w:ascii="Google Sans;sans-serif" w:hAnsi="Google Sans;sans-serif"/>
-          <w:b w:val="false"/>
-          <w:strike w:val="false"/>
-          <w:dstrike w:val="false"/>
-          <w:sz w:val="24"/>
-          <w:u w:val="none"/>
-          <w:effect w:val="none"/>
-        </w:rPr>
-        <w:t xml:space="preserve"> Interfaced directly to a dedicated 12-bit Analog-to-Digital Converter channel using the modern </w:t>
-      </w:r>
-      <w:r>
-        <w:rPr>
-          <w:rStyle w:val="SourceText"/>
-          <w:rFonts w:ascii="monospace" w:hAnsi="monospace"/>
-          <w:b/>
-          <w:strike w:val="false"/>
-          <w:dstrike w:val="false"/>
-          <w:sz w:val="21"/>
-          <w:u w:val="none"/>
-          <w:effect w:val="none"/>
-          <w:bdr w:val="single" w:sz="2" w:space="1" w:color="2C2E35"/>
-        </w:rPr>
-        <w:t>esp_adc/adc_oneshot.h</w:t>
-      </w:r>
-      <w:r>
-        <w:rPr>
-          <w:rStyle w:val="StrongEmphasis"/>
-          <w:rFonts w:ascii="Google Sans;sans-serif" w:hAnsi="Google Sans;sans-serif"/>
-          <w:b/>
-          <w:strike w:val="false"/>
-          <w:dstrike w:val="false"/>
-          <w:sz w:val="24"/>
-          <w:u w:val="none"/>
-          <w:effect w:val="none"/>
-        </w:rPr>
-        <w:t xml:space="preserve"> driver API ecosystem</w:t>
-      </w:r>
-      <w:r>
-        <w:rPr>
-          <w:rFonts w:ascii="Google Sans;sans-serif" w:hAnsi="Google Sans;sans-serif"/>
-          <w:b w:val="false"/>
-          <w:strike w:val="false"/>
-          <w:dstrike w:val="false"/>
-          <w:sz w:val="24"/>
-          <w:u w:val="none"/>
-          <w:effect w:val="none"/>
-        </w:rPr>
-        <w:t>. It records real-time water pressure values, utilizing external hardware conditioning to scale raw output bounds down to safely fit the internal reference voltage scale of the ESP32-C6.</w:t>
+        <w:t>DS18B20 Sensor:</w:t>
+      </w:r>
+      <w:r>
+        <w:rPr>
+          <w:rFonts w:ascii="Google Sans;sans-serif" w:hAnsi="Google Sans;sans-serif"/>
+          <w:b w:val="false"/>
+          <w:strike w:val="false"/>
+          <w:dstrike w:val="false"/>
+          <w:sz w:val="24"/>
+          <w:u w:val="none"/>
+          <w:effect w:val="none"/>
+        </w:rPr>
+        <w:t xml:space="preserve"> Provides high-accuracy underground soil thermal parameters using the precision timing 1-Wire protocol.</w:t>
+      </w:r>
+      <w:r>
+        <w:rPr>
+          <w:rFonts w:ascii="Google Sans;sans-serif" w:hAnsi="Google Sans;sans-serif"/>
+          <w:b w:val="false"/>
+          <w:strike w:val="false"/>
+          <w:dstrike w:val="false"/>
+          <w:sz w:val="24"/>
+          <w:u w:val="none"/>
+          <w:effect w:val="none"/>
+        </w:rPr>
+        <w:t xml:space="preserve"> [</w:t>
+      </w:r>
+      <w:hyperlink r:id="rId3">
+        <w:r>
+          <w:rPr>
+            <w:rStyle w:val="InternetLink"/>
+            <w:rFonts w:ascii="Google Sans;sans-serif" w:hAnsi="Google Sans;sans-serif"/>
+            <w:b w:val="false"/>
+            <w:strike w:val="false"/>
+            <w:dstrike w:val="false"/>
+            <w:sz w:val="24"/>
+            <w:u w:val="none"/>
+            <w:effect w:val="none"/>
+          </w:rPr>
+          <w:t>1</w:t>
+        </w:r>
+      </w:hyperlink>
+      <w:r>
+        <w:rPr>
+          <w:rFonts w:ascii="Google Sans;sans-serif" w:hAnsi="Google Sans;sans-serif"/>
+          <w:b w:val="false"/>
+          <w:strike w:val="false"/>
+          <w:dstrike w:val="false"/>
+          <w:sz w:val="24"/>
+          <w:u w:val="none"/>
+          <w:effect w:val="none"/>
+        </w:rPr>
+        <w:t xml:space="preserve">, </w:t>
+      </w:r>
+      <w:hyperlink r:id="rId4">
+        <w:r>
+          <w:rPr>
+            <w:rStyle w:val="InternetLink"/>
+            <w:rFonts w:ascii="Google Sans;sans-serif" w:hAnsi="Google Sans;sans-serif"/>
+            <w:b w:val="false"/>
+            <w:strike w:val="false"/>
+            <w:dstrike w:val="false"/>
+            <w:sz w:val="24"/>
+            <w:u w:val="none"/>
+            <w:effect w:val="none"/>
+          </w:rPr>
+          <w:t>2</w:t>
+        </w:r>
+      </w:hyperlink>
+      <w:r>
+        <w:rPr>
+          <w:rFonts w:ascii="Google Sans;sans-serif" w:hAnsi="Google Sans;sans-serif"/>
+          <w:b w:val="false"/>
+          <w:strike w:val="false"/>
+          <w:dstrike w:val="false"/>
+          <w:sz w:val="24"/>
+          <w:u w:val="none"/>
+          <w:effect w:val="none"/>
+        </w:rPr>
+        <w:t>]</w:t>
       </w:r>
     </w:p>
     <w:p>
@@ -2442,11 +2821,18 @@
           <w:tab w:val="clear" w:pos="709"/>
           <w:tab w:val="left" w:pos="0" w:leader="none"/>
         </w:tabs>
-        <w:bidi w:val="0"/>
         <w:spacing w:before="0" w:after="0"/>
         <w:ind w:left="0" w:right="0" w:hanging="283"/>
-        <w:jc w:val="left"/>
-        <w:rPr/>
+        <w:rPr>
+          <w:rFonts w:ascii="Google Sans;sans-serif" w:hAnsi="Google Sans;sans-serif"/>
+          <w:b/>
+          <w:b/>
+          <w:strike w:val="false"/>
+          <w:dstrike w:val="false"/>
+          <w:sz w:val="30"/>
+          <w:u w:val="none"/>
+          <w:effect w:val="none"/>
+        </w:rPr>
       </w:pPr>
       <w:r>
         <w:rPr>
@@ -2459,7 +2845,44 @@
           <w:u w:val="none"/>
           <w:effect w:val="none"/>
         </w:rPr>
-        <w:t>Relay Array Controls (6 Channels - Kconfig Hard-Mapped):</w:t>
+        <w:t>Future Wind Speed Expansion Pin:</w:t>
+      </w:r>
+      <w:r>
+        <w:rPr>
+          <w:rFonts w:ascii="Google Sans;sans-serif" w:hAnsi="Google Sans;sans-serif"/>
+          <w:b w:val="false"/>
+          <w:strike w:val="false"/>
+          <w:dstrike w:val="false"/>
+          <w:sz w:val="24"/>
+          <w:u w:val="none"/>
+          <w:effect w:val="none"/>
+        </w:rPr>
+        <w:t xml:space="preserve"> </w:t>
+      </w:r>
+      <w:r>
+        <w:rPr>
+          <w:rStyle w:val="StrongEmphasis"/>
+          <w:rFonts w:ascii="Google Sans;sans-serif" w:hAnsi="Google Sans;sans-serif"/>
+          <w:b/>
+          <w:strike w:val="false"/>
+          <w:dstrike w:val="false"/>
+          <w:sz w:val="24"/>
+          <w:u w:val="none"/>
+          <w:effect w:val="none"/>
+        </w:rPr>
+        <w:t>GPIO 2</w:t>
+      </w:r>
+      <w:r>
+        <w:rPr>
+          <w:rFonts w:ascii="Google Sans;sans-serif" w:hAnsi="Google Sans;sans-serif"/>
+          <w:b w:val="false"/>
+          <w:strike w:val="false"/>
+          <w:dstrike w:val="false"/>
+          <w:sz w:val="24"/>
+          <w:u w:val="none"/>
+          <w:effect w:val="none"/>
+        </w:rPr>
+        <w:t>. Reserved in the hardware layout as an edge-triggered digital interrupt input to interface with a pulse-output or frequency-based anemometer.</w:t>
       </w:r>
     </w:p>
     <w:p>
@@ -2467,31 +2890,158 @@
         <w:pStyle w:val="TextBody"/>
         <w:numPr>
           <w:ilvl w:val="0"/>
-          <w:numId w:val="0"/>
+          <w:numId w:val="5"/>
         </w:numPr>
         <w:pBdr/>
-        <w:bidi w:val="0"/>
-        <w:spacing w:before="0" w:after="0"/>
-        <w:ind w:left="0" w:right="0" w:hanging="0"/>
-        <w:rPr/>
-      </w:pPr>
-      <w:r>
-        <w:rPr>
-          <w:rFonts w:ascii="Google Sans;sans-serif" w:hAnsi="Google Sans;sans-serif"/>
-          <w:b w:val="false"/>
-          <w:strike w:val="false"/>
-          <w:dstrike w:val="false"/>
-          <w:sz w:val="24"/>
-          <w:u w:val="none"/>
-          <w:effect w:val="none"/>
-        </w:rPr>
-        <w:t xml:space="preserve">Map directly to 6 distinct GPIO fields defined via </w:t>
+        <w:tabs>
+          <w:tab w:val="clear" w:pos="709"/>
+          <w:tab w:val="left" w:pos="0" w:leader="none"/>
+        </w:tabs>
+        <w:spacing w:before="0" w:after="0"/>
+        <w:ind w:left="0" w:right="0" w:hanging="283"/>
+        <w:rPr>
+          <w:rFonts w:ascii="Google Sans;sans-serif" w:hAnsi="Google Sans;sans-serif"/>
+          <w:b/>
+          <w:b/>
+          <w:strike w:val="false"/>
+          <w:dstrike w:val="false"/>
+          <w:sz w:val="30"/>
+          <w:u w:val="none"/>
+          <w:effect w:val="none"/>
+        </w:rPr>
+      </w:pPr>
+      <w:r>
+        <w:rPr>
+          <w:rStyle w:val="StrongEmphasis"/>
+          <w:rFonts w:ascii="Google Sans;sans-serif" w:hAnsi="Google Sans;sans-serif"/>
+          <w:b/>
+          <w:strike w:val="false"/>
+          <w:dstrike w:val="false"/>
+          <w:sz w:val="24"/>
+          <w:u w:val="none"/>
+          <w:effect w:val="none"/>
+        </w:rPr>
+        <w:t>Analog Interface:</w:t>
+      </w:r>
+      <w:r>
+        <w:rPr>
+          <w:rFonts w:ascii="Google Sans;sans-serif" w:hAnsi="Google Sans;sans-serif"/>
+          <w:b w:val="false"/>
+          <w:strike w:val="false"/>
+          <w:dstrike w:val="false"/>
+          <w:sz w:val="24"/>
+          <w:u w:val="none"/>
+          <w:effect w:val="none"/>
+        </w:rPr>
+        <w:t xml:space="preserve"> </w:t>
+      </w:r>
+      <w:r>
+        <w:rPr>
+          <w:rStyle w:val="StrongEmphasis"/>
+          <w:rFonts w:ascii="Google Sans;sans-serif" w:hAnsi="Google Sans;sans-serif"/>
+          <w:b/>
+          <w:strike w:val="false"/>
+          <w:dstrike w:val="false"/>
+          <w:sz w:val="24"/>
+          <w:u w:val="none"/>
+          <w:effect w:val="none"/>
+        </w:rPr>
+        <w:t>GPIO 0 (ADC1_CH0)</w:t>
+      </w:r>
+      <w:r>
+        <w:rPr>
+          <w:rFonts w:ascii="Google Sans;sans-serif" w:hAnsi="Google Sans;sans-serif"/>
+          <w:b w:val="false"/>
+          <w:strike w:val="false"/>
+          <w:dstrike w:val="false"/>
+          <w:sz w:val="24"/>
+          <w:u w:val="none"/>
+          <w:effect w:val="none"/>
+        </w:rPr>
+        <w:t xml:space="preserve"> or </w:t>
+      </w:r>
+      <w:r>
+        <w:rPr>
+          <w:rStyle w:val="StrongEmphasis"/>
+          <w:rFonts w:ascii="Google Sans;sans-serif" w:hAnsi="Google Sans;sans-serif"/>
+          <w:b/>
+          <w:strike w:val="false"/>
+          <w:dstrike w:val="false"/>
+          <w:sz w:val="24"/>
+          <w:u w:val="none"/>
+          <w:effect w:val="none"/>
+        </w:rPr>
+        <w:t>GPIO 1 (ADC1_CH1)</w:t>
+      </w:r>
+      <w:r>
+        <w:rPr>
+          <w:rFonts w:ascii="Google Sans;sans-serif" w:hAnsi="Google Sans;sans-serif"/>
+          <w:b w:val="false"/>
+          <w:strike w:val="false"/>
+          <w:dstrike w:val="false"/>
+          <w:sz w:val="24"/>
+          <w:u w:val="none"/>
+          <w:effect w:val="none"/>
+        </w:rPr>
+        <w:t>.</w:t>
+      </w:r>
+    </w:p>
+    <w:p>
+      <w:pPr>
+        <w:pStyle w:val="TextBody"/>
+        <w:numPr>
+          <w:ilvl w:val="1"/>
+          <w:numId w:val="5"/>
+        </w:numPr>
+        <w:pBdr/>
+        <w:tabs>
+          <w:tab w:val="clear" w:pos="709"/>
+          <w:tab w:val="left" w:pos="0" w:leader="none"/>
+        </w:tabs>
+        <w:bidi w:val="0"/>
+        <w:spacing w:before="0" w:after="0"/>
+        <w:ind w:left="0" w:right="0" w:hanging="283"/>
+        <w:rPr>
+          <w:rFonts w:ascii="Google Sans;sans-serif" w:hAnsi="Google Sans;sans-serif"/>
+          <w:b/>
+          <w:b/>
+          <w:strike w:val="false"/>
+          <w:dstrike w:val="false"/>
+          <w:sz w:val="30"/>
+          <w:u w:val="none"/>
+          <w:effect w:val="none"/>
+        </w:rPr>
+      </w:pPr>
+      <w:r>
+        <w:rPr>
+          <w:rStyle w:val="Emphasis"/>
+          <w:rFonts w:ascii="Google Sans;sans-serif" w:hAnsi="Google Sans;sans-serif"/>
+          <w:b w:val="false"/>
+          <w:strike w:val="false"/>
+          <w:dstrike w:val="false"/>
+          <w:sz w:val="24"/>
+          <w:u w:val="none"/>
+          <w:effect w:val="none"/>
+        </w:rPr>
+        <w:t>XDB401 Pressure Transmitter:</w:t>
+      </w:r>
+      <w:r>
+        <w:rPr>
+          <w:rFonts w:ascii="Google Sans;sans-serif" w:hAnsi="Google Sans;sans-serif"/>
+          <w:b w:val="false"/>
+          <w:strike w:val="false"/>
+          <w:dstrike w:val="false"/>
+          <w:sz w:val="24"/>
+          <w:u w:val="none"/>
+          <w:effect w:val="none"/>
+        </w:rPr>
+        <w:t xml:space="preserve"> Interfaced directly to a dedicated 12-bit Analog-to-Digital Converter channel using the modern </w:t>
       </w:r>
       <w:r>
         <w:rPr>
           <w:rStyle w:val="SourceText"/>
           <w:rFonts w:ascii="monospace" w:hAnsi="monospace"/>
-          <w:b w:val="false"/>
+          <w:b/>
           <w:strike w:val="false"/>
           <w:dstrike w:val="false"/>
           <w:sz w:val="21"/>
@@ -2499,6 +3049,97 @@
           <w:effect w:val="none"/>
           <w:bdr w:val="single" w:sz="2" w:space="1" w:color="2C2E35"/>
         </w:rPr>
+        <w:t>esp_adc/adc_oneshot.h</w:t>
+      </w:r>
+      <w:r>
+        <w:rPr>
+          <w:rStyle w:val="StrongEmphasis"/>
+          <w:rFonts w:ascii="Google Sans;sans-serif" w:hAnsi="Google Sans;sans-serif"/>
+          <w:b/>
+          <w:strike w:val="false"/>
+          <w:dstrike w:val="false"/>
+          <w:sz w:val="24"/>
+          <w:u w:val="none"/>
+          <w:effect w:val="none"/>
+        </w:rPr>
+        <w:t xml:space="preserve"> driver API ecosystem</w:t>
+      </w:r>
+      <w:r>
+        <w:rPr>
+          <w:rFonts w:ascii="Google Sans;sans-serif" w:hAnsi="Google Sans;sans-serif"/>
+          <w:b w:val="false"/>
+          <w:strike w:val="false"/>
+          <w:dstrike w:val="false"/>
+          <w:sz w:val="24"/>
+          <w:u w:val="none"/>
+          <w:effect w:val="none"/>
+        </w:rPr>
+        <w:t>. It records real-time water pressure values, utilizing external hardware conditioning to scale raw output bounds down to safely fit the internal reference voltage scale of the ESP32-C6.</w:t>
+      </w:r>
+    </w:p>
+    <w:p>
+      <w:pPr>
+        <w:pStyle w:val="TextBody"/>
+        <w:numPr>
+          <w:ilvl w:val="0"/>
+          <w:numId w:val="5"/>
+        </w:numPr>
+        <w:pBdr/>
+        <w:tabs>
+          <w:tab w:val="clear" w:pos="709"/>
+          <w:tab w:val="left" w:pos="0" w:leader="none"/>
+        </w:tabs>
+        <w:bidi w:val="0"/>
+        <w:spacing w:before="0" w:after="0"/>
+        <w:ind w:left="0" w:right="0" w:hanging="283"/>
+        <w:rPr>
+          <w:rFonts w:ascii="Google Sans;sans-serif" w:hAnsi="Google Sans;sans-serif"/>
+          <w:b/>
+          <w:b/>
+          <w:strike w:val="false"/>
+          <w:dstrike w:val="false"/>
+          <w:sz w:val="30"/>
+          <w:u w:val="none"/>
+          <w:effect w:val="none"/>
+        </w:rPr>
+      </w:pPr>
+      <w:r>
+        <w:rPr>
+          <w:rStyle w:val="StrongEmphasis"/>
+          <w:rFonts w:ascii="Google Sans;sans-serif" w:hAnsi="Google Sans;sans-serif"/>
+          <w:b/>
+          <w:strike w:val="false"/>
+          <w:dstrike w:val="false"/>
+          <w:sz w:val="24"/>
+          <w:u w:val="none"/>
+          <w:effect w:val="none"/>
+        </w:rPr>
+        <w:t>Relay Array Controls (6 Channels - Kconfig Hard-Mapped):</w:t>
+      </w:r>
+      <w:r>
+        <w:rPr>
+          <w:rFonts w:ascii="Google Sans;sans-serif" w:hAnsi="Google Sans;sans-serif"/>
+          <w:b w:val="false"/>
+          <w:strike w:val="false"/>
+          <w:dstrike w:val="false"/>
+          <w:sz w:val="24"/>
+          <w:u w:val="none"/>
+          <w:effect w:val="none"/>
+        </w:rPr>
+        <w:t xml:space="preserve"> Map directly to 6 distinct GPIO fields defined via </w:t>
+      </w:r>
+      <w:r>
+        <w:rPr>
+          <w:rStyle w:val="SourceText"/>
+          <w:rFonts w:ascii="monospace" w:hAnsi="monospace"/>
+          <w:b w:val="false"/>
+          <w:strike w:val="false"/>
+          <w:dstrike w:val="false"/>
+          <w:sz w:val="21"/>
+          <w:u w:val="none"/>
+          <w:effect w:val="none"/>
+          <w:bdr w:val="single" w:sz="2" w:space="1" w:color="2C2E35"/>
+        </w:rPr>
         <w:t>CONFIG_VALVE_1_GPIO</w:t>
       </w:r>
       <w:r>
@@ -2568,12 +3209,11 @@
     <w:p>
       <w:pPr>
         <w:pStyle w:val="TextBody"/>
-        <w:bidi w:val="0"/>
         <w:spacing w:before="360" w:after="180"/>
         <w:ind w:left="0" w:right="0" w:hanging="0"/>
-        <w:jc w:val="left"/>
-        <w:rPr>
-          <w:rFonts w:ascii="Google Sans;sans-serif" w:hAnsi="Google Sans;sans-serif"/>
+        <w:rPr>
+          <w:rFonts w:ascii="Google Sans;sans-serif" w:hAnsi="Google Sans;sans-serif"/>
+          <w:b/>
           <w:b/>
           <w:strike w:val="false"/>
           <w:dstrike w:val="false"/>
@@ -2598,16 +3238,15 @@
     <w:p>
       <w:pPr>
         <w:pStyle w:val="TextBody"/>
-        <w:bidi w:val="0"/>
         <w:spacing w:before="180" w:after="240"/>
         <w:ind w:left="0" w:right="0" w:hanging="0"/>
-        <w:jc w:val="left"/>
-        <w:rPr>
-          <w:rFonts w:ascii="Google Sans;sans-serif" w:hAnsi="Google Sans;sans-serif"/>
-          <w:b w:val="false"/>
-          <w:strike w:val="false"/>
-          <w:dstrike w:val="false"/>
-          <w:sz w:val="24"/>
+        <w:rPr>
+          <w:rFonts w:ascii="Google Sans;sans-serif" w:hAnsi="Google Sans;sans-serif"/>
+          <w:b/>
+          <w:b/>
+          <w:strike w:val="false"/>
+          <w:dstrike w:val="false"/>
+          <w:sz w:val="30"/>
           <w:u w:val="none"/>
           <w:effect w:val="none"/>
         </w:rPr>
@@ -2640,7 +3279,16 @@
         <w:bidi w:val="0"/>
         <w:spacing w:before="0" w:after="0"/>
         <w:ind w:left="0" w:right="0" w:hanging="283"/>
-        <w:rPr/>
+        <w:rPr>
+          <w:rFonts w:ascii="Google Sans;sans-serif" w:hAnsi="Google Sans;sans-serif"/>
+          <w:b/>
+          <w:b/>
+          <w:strike w:val="false"/>
+          <w:dstrike w:val="false"/>
+          <w:sz w:val="30"/>
+          <w:u w:val="none"/>
+          <w:effect w:val="none"/>
+        </w:rPr>
       </w:pPr>
       <w:r>
         <w:rPr>
@@ -2709,7 +3357,16 @@
         <w:bidi w:val="0"/>
         <w:spacing w:before="0" w:after="0"/>
         <w:ind w:left="0" w:right="0" w:hanging="283"/>
-        <w:rPr/>
+        <w:rPr>
+          <w:rFonts w:ascii="Google Sans;sans-serif" w:hAnsi="Google Sans;sans-serif"/>
+          <w:b/>
+          <w:b/>
+          <w:strike w:val="false"/>
+          <w:dstrike w:val="false"/>
+          <w:sz w:val="30"/>
+          <w:u w:val="none"/>
+          <w:effect w:val="none"/>
+        </w:rPr>
       </w:pPr>
       <w:r>
         <w:rPr>
@@ -2791,7 +3448,16 @@
         <w:bidi w:val="0"/>
         <w:spacing w:before="0" w:after="0"/>
         <w:ind w:left="0" w:right="0" w:hanging="283"/>
-        <w:rPr/>
+        <w:rPr>
+          <w:rFonts w:ascii="Google Sans;sans-serif" w:hAnsi="Google Sans;sans-serif"/>
+          <w:b/>
+          <w:b/>
+          <w:strike w:val="false"/>
+          <w:dstrike w:val="false"/>
+          <w:sz w:val="30"/>
+          <w:u w:val="none"/>
+          <w:effect w:val="none"/>
+        </w:rPr>
       </w:pPr>
       <w:r>
         <w:rPr>
@@ -2857,11 +3523,18 @@
           <w:tab w:val="clear" w:pos="709"/>
           <w:tab w:val="left" w:pos="0" w:leader="none"/>
         </w:tabs>
-        <w:bidi w:val="0"/>
         <w:spacing w:before="0" w:after="0"/>
         <w:ind w:left="0" w:right="0" w:hanging="283"/>
-        <w:jc w:val="left"/>
-        <w:rPr/>
+        <w:rPr>
+          <w:rFonts w:ascii="Google Sans;sans-serif" w:hAnsi="Google Sans;sans-serif"/>
+          <w:b/>
+          <w:b/>
+          <w:strike w:val="false"/>
+          <w:dstrike w:val="false"/>
+          <w:sz w:val="30"/>
+          <w:u w:val="none"/>
+          <w:effect w:val="none"/>
+        </w:rPr>
       </w:pPr>
       <w:r>
         <w:rPr>
@@ -2886,7 +3559,7 @@
           <w:u w:val="none"/>
           <w:effect w:val="none"/>
         </w:rPr>
-        <w:t xml:space="preserve"> A target path used to broadcast serialized JSON payload objects detailing live metrics (barometric and hydraulic line pressure, ambient temperature, humidity) as well as immediate event logs (e.g., valve state changes, pressure loss faults, deferred cycle alerts).</w:t>
+        <w:t xml:space="preserve"> A target path used to broadcast serialized JSON payload objects detailing live metrics (barometric and hydraulic line pressure, solar load, ambient air/soil temperatures, humidity) as well as immediate event logs (e.g., valve state changes, pressure loss faults, deferred cycle alerts).</w:t>
       </w:r>
     </w:p>
     <w:p>
@@ -2901,11 +3574,18 @@
           <w:tab w:val="clear" w:pos="709"/>
           <w:tab w:val="left" w:pos="0" w:leader="none"/>
         </w:tabs>
-        <w:bidi w:val="0"/>
         <w:spacing w:before="0" w:after="0"/>
         <w:ind w:left="0" w:right="0" w:hanging="283"/>
-        <w:jc w:val="left"/>
-        <w:rPr/>
+        <w:rPr>
+          <w:rFonts w:ascii="Google Sans;sans-serif" w:hAnsi="Google Sans;sans-serif"/>
+          <w:b/>
+          <w:b/>
+          <w:strike w:val="false"/>
+          <w:dstrike w:val="false"/>
+          <w:sz w:val="30"/>
+          <w:u w:val="none"/>
+          <w:effect w:val="none"/>
+        </w:rPr>
       </w:pPr>
       <w:r>
         <w:rPr>
@@ -2930,18 +3610,17 @@
           <w:u w:val="none"/>
           <w:effect w:val="none"/>
         </w:rPr>
-        <w:t xml:space="preserve"> A real-time subscription pathway that intercepts remote instructions, environmental baseline thresholds, historical seasonal data packets, and the 6-event scheduler layouts for each of the 6 compiled valves.</w:t>
+        <w:t xml:space="preserve"> A real-time subscription pathway that intercepts remote instructions, environmental baseline thresholds, historical seasonal data packets, regional wind metrics, and the 6-event scheduler layouts for each of the 6 compiled valves.</w:t>
       </w:r>
     </w:p>
     <w:p>
       <w:pPr>
         <w:pStyle w:val="TextBody"/>
-        <w:bidi w:val="0"/>
         <w:spacing w:before="360" w:after="180"/>
         <w:ind w:left="0" w:right="0" w:hanging="0"/>
-        <w:jc w:val="left"/>
-        <w:rPr>
-          <w:rFonts w:ascii="Google Sans;sans-serif" w:hAnsi="Google Sans;sans-serif"/>
+        <w:rPr>
+          <w:rFonts w:ascii="Google Sans;sans-serif" w:hAnsi="Google Sans;sans-serif"/>
+          <w:b/>
           <w:b/>
           <w:strike w:val="false"/>
           <w:dstrike w:val="false"/>
@@ -2968,7 +3647,16 @@
         <w:pStyle w:val="TextBody"/>
         <w:bidi w:val="0"/>
         <w:ind w:left="0" w:right="0" w:hanging="0"/>
-        <w:rPr/>
+        <w:rPr>
+          <w:rFonts w:ascii="Google Sans;sans-serif" w:hAnsi="Google Sans;sans-serif"/>
+          <w:b/>
+          <w:b/>
+          <w:strike w:val="false"/>
+          <w:dstrike w:val="false"/>
+          <w:sz w:val="30"/>
+          <w:u w:val="none"/>
+          <w:effect w:val="none"/>
+        </w:rPr>
       </w:pPr>
       <w:r>
         <w:rPr>
@@ -3024,7 +3712,16 @@
         <w:bidi w:val="0"/>
         <w:spacing w:before="0" w:after="0"/>
         <w:ind w:left="0" w:right="0" w:hanging="283"/>
-        <w:rPr/>
+        <w:rPr>
+          <w:rFonts w:ascii="Google Sans;sans-serif" w:hAnsi="Google Sans;sans-serif"/>
+          <w:b/>
+          <w:b/>
+          <w:strike w:val="false"/>
+          <w:dstrike w:val="false"/>
+          <w:sz w:val="30"/>
+          <w:u w:val="none"/>
+          <w:effect w:val="none"/>
+        </w:rPr>
       </w:pPr>
       <w:r>
         <w:rPr>
@@ -3051,7 +3748,7 @@
           <w:effect w:val="none"/>
           <w:bdr w:val="single" w:sz="2" w:space="1" w:color="2C2E35"/>
         </w:rPr>
-        <w:t>nvs_comm</w:t>
+        <w:t>setup</w:t>
       </w:r>
       <w:r>
         <w:rPr>
@@ -3094,7 +3791,16 @@
         <w:bidi w:val="0"/>
         <w:spacing w:before="0" w:after="0"/>
         <w:ind w:left="0" w:right="0" w:hanging="283"/>
-        <w:rPr/>
+        <w:rPr>
+          <w:rFonts w:ascii="Google Sans;sans-serif" w:hAnsi="Google Sans;sans-serif"/>
+          <w:b/>
+          <w:b/>
+          <w:strike w:val="false"/>
+          <w:dstrike w:val="false"/>
+          <w:sz w:val="30"/>
+          <w:u w:val="none"/>
+          <w:effect w:val="none"/>
+        </w:rPr>
       </w:pPr>
       <w:r>
         <w:rPr>
@@ -3121,7 +3827,7 @@
           <w:effect w:val="none"/>
           <w:bdr w:val="single" w:sz="2" w:space="1" w:color="2C2E35"/>
         </w:rPr>
-        <w:t>irrigate_data</w:t>
+        <w:t>config</w:t>
       </w:r>
       <w:r>
         <w:rPr>
@@ -3152,20 +3858,17 @@
     <w:p>
       <w:pPr>
         <w:pStyle w:val="HorizontalLine"/>
-        <w:bidi w:val="0"/>
-        <w:jc w:val="left"/>
-        <w:rPr/>
-      </w:pPr>
-      <w:r>
-        <w:rPr/>
-      </w:r>
-    </w:p>
-    <w:p>
-      <w:pPr>
-        <w:pStyle w:val="Normal"/>
-        <w:bidi w:val="0"/>
-        <w:jc w:val="left"/>
-        <w:rPr/>
+        <w:spacing w:before="0" w:after="283"/>
+        <w:rPr>
+          <w:rFonts w:ascii="Google Sans;sans-serif" w:hAnsi="Google Sans;sans-serif"/>
+          <w:b/>
+          <w:b/>
+          <w:strike w:val="false"/>
+          <w:dstrike w:val="false"/>
+          <w:sz w:val="30"/>
+          <w:u w:val="none"/>
+          <w:effect w:val="none"/>
+        </w:rPr>
       </w:pPr>
       <w:r>
         <w:rPr/>
@@ -3178,6 +3881,7 @@
       <w:pgNumType w:fmt="decimal"/>
       <w:formProt w:val="false"/>
       <w:textDirection w:val="lrTb"/>
+      <w:docGrid w:type="default" w:linePitch="100" w:charSpace="0"/>
     </w:sectPr>
   </w:body>
 </w:document>
@@ -4304,7 +5008,6 @@
     </w:rPrDefault>
     <w:pPrDefault>
       <w:pPr>
-        <w:widowControl/>
         <w:suppressAutoHyphens w:val="true"/>
       </w:pPr>
     </w:pPrDefault>
@@ -4314,7 +5017,10 @@
     <w:qFormat/>
     <w:pPr>
       <w:widowControl/>
+      <w:suppressAutoHyphens w:val="true"/>
       <w:bidi w:val="0"/>
+      <w:spacing w:before="0" w:after="0"/>
+      <w:jc w:val="left"/>
     </w:pPr>
     <w:rPr>
       <w:rFonts w:ascii="Liberation Serif" w:hAnsi="Liberation Serif" w:eastAsia="Noto Serif CJK SC" w:cs="Lohit Devanagari"/>
@@ -4325,7 +5031,7 @@
       <w:lang w:val="en-IL" w:eastAsia="zh-CN" w:bidi="hi-IN"/>
     </w:rPr>
   </w:style>
-  <w:style w:type="character" w:styleId="StrongEmphasis">
+  <w:style w:type="character" w:styleId="Strong">
     <w:name w:val="Strong"/>
     <w:qFormat/>
     <w:rPr>
@@ -4353,6 +5059,21 @@
     <w:rPr>
       <w:i/>
       <w:iCs/>
+    </w:rPr>
+  </w:style>
+  <w:style w:type="character" w:styleId="StrongEmphasis">
+    <w:name w:val="Strong"/>
+    <w:qFormat/>
+    <w:rPr>
+      <w:b/>
+      <w:bCs/>
+    </w:rPr>
+  </w:style>
+  <w:style w:type="character" w:styleId="InternetLink">
+    <w:name w:val="Hyperlink"/>
+    <w:rPr>
+      <w:color w:val="000080"/>
+      <w:u w:val="single"/>
     </w:rPr>
   </w:style>
   <w:style w:type="paragraph" w:styleId="Heading">

--- a/doc/esp32-smart-irrigate.docx
+++ b/doc/esp32-smart-irrigate.docx
@@ -60,6 +60,10 @@
     <w:p>
       <w:pPr>
         <w:pStyle w:val="Heading1"/>
+        <w:numPr>
+          <w:ilvl w:val="0"/>
+          <w:numId w:val="1"/>
+        </w:numPr>
         <w:rPr>
           <w:rFonts w:ascii="Google Sans;sans-serif" w:hAnsi="Google Sans;sans-serif"/>
           <w:b/>
@@ -295,6 +299,10 @@
     <w:p>
       <w:pPr>
         <w:pStyle w:val="Heading1"/>
+        <w:numPr>
+          <w:ilvl w:val="0"/>
+          <w:numId w:val="1"/>
+        </w:numPr>
         <w:rPr>
           <w:rFonts w:ascii="Google Sans;sans-serif" w:hAnsi="Google Sans;sans-serif"/>
           <w:b/>
@@ -330,7 +338,15 @@
         </w:rPr>
       </w:pPr>
       <w:r>
-        <w:rPr/>
+        <w:rPr>
+          <w:rFonts w:ascii="Google Sans;sans-serif" w:hAnsi="Google Sans;sans-serif"/>
+          <w:b/>
+          <w:strike w:val="false"/>
+          <w:dstrike w:val="false"/>
+          <w:sz w:val="30"/>
+          <w:u w:val="none"/>
+          <w:effect w:val="none"/>
+        </w:rPr>
       </w:r>
     </w:p>
     <w:p>
@@ -1192,6 +1208,10 @@
     <w:p>
       <w:pPr>
         <w:pStyle w:val="Heading1"/>
+        <w:numPr>
+          <w:ilvl w:val="0"/>
+          <w:numId w:val="1"/>
+        </w:numPr>
         <w:rPr>
           <w:rFonts w:ascii="Google Sans;sans-serif" w:hAnsi="Google Sans;sans-serif"/>
           <w:b/>
@@ -1211,6 +1231,10 @@
     <w:p>
       <w:pPr>
         <w:pStyle w:val="Heading2"/>
+        <w:numPr>
+          <w:ilvl w:val="1"/>
+          <w:numId w:val="1"/>
+        </w:numPr>
         <w:rPr>
           <w:rFonts w:ascii="Google Sans;sans-serif" w:hAnsi="Google Sans;sans-serif"/>
           <w:b/>
@@ -1529,6 +1553,10 @@
     <w:p>
       <w:pPr>
         <w:pStyle w:val="Heading2"/>
+        <w:numPr>
+          <w:ilvl w:val="1"/>
+          <w:numId w:val="1"/>
+        </w:numPr>
         <w:rPr>
           <w:rFonts w:ascii="Google Sans;sans-serif" w:hAnsi="Google Sans;sans-serif"/>
           <w:b/>
@@ -1684,6 +1712,10 @@
     <w:p>
       <w:pPr>
         <w:pStyle w:val="Heading2"/>
+        <w:numPr>
+          <w:ilvl w:val="1"/>
+          <w:numId w:val="1"/>
+        </w:numPr>
         <w:rPr>
           <w:rFonts w:ascii="Google Sans;sans-serif" w:hAnsi="Google Sans;sans-serif"/>
           <w:b/>
@@ -1958,6 +1990,10 @@
     <w:p>
       <w:pPr>
         <w:pStyle w:val="Heading1"/>
+        <w:numPr>
+          <w:ilvl w:val="0"/>
+          <w:numId w:val="1"/>
+        </w:numPr>
         <w:rPr>
           <w:rFonts w:ascii="Google Sans;sans-serif" w:hAnsi="Google Sans;sans-serif"/>
           <w:b/>
@@ -1977,6 +2013,10 @@
     <w:p>
       <w:pPr>
         <w:pStyle w:val="Heading2"/>
+        <w:numPr>
+          <w:ilvl w:val="1"/>
+          <w:numId w:val="1"/>
+        </w:numPr>
         <w:rPr>
           <w:rFonts w:ascii="Google Sans;sans-serif" w:hAnsi="Google Sans;sans-serif"/>
           <w:b/>
@@ -2579,7 +2619,33 @@
           <w:u w:val="none"/>
           <w:effect w:val="none"/>
         </w:rPr>
-        <w:t>XDB401 Pressure Transmitter (GPIO 0):</w:t>
+        <w:t xml:space="preserve">XDB401 Pressure Transmitter (GPIO </w:t>
+      </w:r>
+      <w:r>
+        <w:rPr>
+          <w:rStyle w:val="Emphasis"/>
+          <w:rFonts w:ascii="Google Sans;sans-serif" w:hAnsi="Google Sans;sans-serif"/>
+          <w:b w:val="false"/>
+          <w:strike w:val="false"/>
+          <w:dstrike w:val="false"/>
+          <w:sz w:val="24"/>
+          <w:u w:val="none"/>
+          <w:effect w:val="none"/>
+        </w:rPr>
+        <w:t>2</w:t>
+      </w:r>
+      <w:r>
+        <w:rPr>
+          <w:rStyle w:val="Emphasis"/>
+          <w:rFonts w:ascii="Google Sans;sans-serif" w:hAnsi="Google Sans;sans-serif"/>
+          <w:b w:val="false"/>
+          <w:strike w:val="false"/>
+          <w:dstrike w:val="false"/>
+          <w:sz w:val="24"/>
+          <w:u w:val="none"/>
+          <w:effect w:val="none"/>
+        </w:rPr>
+        <w:t>):</w:t>
       </w:r>
       <w:r>
         <w:rPr>
@@ -2592,6 +2658,18 @@
           <w:effect w:val="none"/>
         </w:rPr>
         <w:t xml:space="preserve"> Interfaced directly to the primary analog channel. It records real-time water line pressure values, using hardware conditioning to scale raw output signals down to fit within safe internal limits.</w:t>
+      </w:r>
+      <w:r>
+        <w:rPr>
+          <w:rFonts w:ascii="Google Sans;sans-serif" w:hAnsi="Google Sans;sans-serif"/>
+          <w:b w:val="false"/>
+          <w:strike w:val="false"/>
+          <w:dstrike w:val="false"/>
+          <w:sz w:val="24"/>
+          <w:u w:val="none"/>
+          <w:effect w:val="none"/>
+        </w:rPr>
+        <w:t>(ADC1_CH2)</w:t>
       </w:r>
     </w:p>
     <w:p>
@@ -2624,7 +2702,33 @@
           <w:u w:val="none"/>
           <w:effect w:val="none"/>
         </w:rPr>
-        <w:t>Analog Wind Speed Sensor (GPIO 1):</w:t>
+        <w:t xml:space="preserve">Analog Wind Speed Sensor (GPIO </w:t>
+      </w:r>
+      <w:r>
+        <w:rPr>
+          <w:rStyle w:val="Emphasis"/>
+          <w:rFonts w:ascii="Google Sans;sans-serif" w:hAnsi="Google Sans;sans-serif"/>
+          <w:b w:val="false"/>
+          <w:strike w:val="false"/>
+          <w:dstrike w:val="false"/>
+          <w:sz w:val="24"/>
+          <w:u w:val="none"/>
+          <w:effect w:val="none"/>
+        </w:rPr>
+        <w:t>3</w:t>
+      </w:r>
+      <w:r>
+        <w:rPr>
+          <w:rStyle w:val="Emphasis"/>
+          <w:rFonts w:ascii="Google Sans;sans-serif" w:hAnsi="Google Sans;sans-serif"/>
+          <w:b w:val="false"/>
+          <w:strike w:val="false"/>
+          <w:dstrike w:val="false"/>
+          <w:sz w:val="24"/>
+          <w:u w:val="none"/>
+          <w:effect w:val="none"/>
+        </w:rPr>
+        <w:t>):</w:t>
       </w:r>
       <w:r>
         <w:rPr>
@@ -2637,6 +2741,18 @@
           <w:effect w:val="none"/>
         </w:rPr>
         <w:t xml:space="preserve"> Interfaced directly to the secondary analog channel. Because the sensor outputs a 0–5V range, an external voltage divider circuit steps the incoming voltage down to a safe, readable level. The software maps this reading back to the true 0.0–30.0 meters per second wind speed curve.</w:t>
+      </w:r>
+      <w:r>
+        <w:rPr>
+          <w:rFonts w:ascii="Google Sans;sans-serif" w:hAnsi="Google Sans;sans-serif"/>
+          <w:b w:val="false"/>
+          <w:strike w:val="false"/>
+          <w:dstrike w:val="false"/>
+          <w:sz w:val="24"/>
+          <w:u w:val="none"/>
+          <w:effect w:val="none"/>
+        </w:rPr>
+        <w:t>(ADC1_CH3)</w:t>
       </w:r>
     </w:p>
     <w:p>
@@ -2687,6 +2803,10 @@
     <w:p>
       <w:pPr>
         <w:pStyle w:val="Heading2"/>
+        <w:numPr>
+          <w:ilvl w:val="1"/>
+          <w:numId w:val="1"/>
+        </w:numPr>
         <w:rPr>
           <w:rFonts w:ascii="Google Sans;sans-serif" w:hAnsi="Google Sans;sans-serif"/>
           <w:b/>
@@ -3025,6 +3145,10 @@
     <w:p>
       <w:pPr>
         <w:pStyle w:val="Heading2"/>
+        <w:numPr>
+          <w:ilvl w:val="1"/>
+          <w:numId w:val="1"/>
+        </w:numPr>
         <w:rPr>
           <w:rFonts w:ascii="Google Sans;sans-serif" w:hAnsi="Google Sans;sans-serif"/>
           <w:b/>
@@ -3287,7 +3411,6 @@
   <w:abstractNum w:abstractNumId="1">
     <w:lvl w:ilvl="0">
       <w:start w:val="1"/>
-      <w:pStyle w:val="Heading1"/>
       <w:numFmt w:val="none"/>
       <w:suff w:val="nothing"/>
       <w:lvlText w:val=""/>
@@ -3298,10 +3421,10 @@
         </w:tabs>
         <w:ind w:left="0" w:hanging="0"/>
       </w:pPr>
+      <w:rPr/>
     </w:lvl>
     <w:lvl w:ilvl="1">
       <w:start w:val="1"/>
-      <w:pStyle w:val="Heading2"/>
       <w:numFmt w:val="none"/>
       <w:suff w:val="nothing"/>
       <w:lvlText w:val=""/>
@@ -3312,6 +3435,7 @@
         </w:tabs>
         <w:ind w:left="0" w:hanging="0"/>
       </w:pPr>
+      <w:rPr/>
     </w:lvl>
     <w:lvl w:ilvl="2">
       <w:start w:val="1"/>
@@ -3325,6 +3449,7 @@
         </w:tabs>
         <w:ind w:left="0" w:hanging="0"/>
       </w:pPr>
+      <w:rPr/>
     </w:lvl>
     <w:lvl w:ilvl="3">
       <w:start w:val="1"/>
@@ -3338,6 +3463,7 @@
         </w:tabs>
         <w:ind w:left="0" w:hanging="0"/>
       </w:pPr>
+      <w:rPr/>
     </w:lvl>
     <w:lvl w:ilvl="4">
       <w:start w:val="1"/>
@@ -3351,6 +3477,7 @@
         </w:tabs>
         <w:ind w:left="0" w:hanging="0"/>
       </w:pPr>
+      <w:rPr/>
     </w:lvl>
     <w:lvl w:ilvl="5">
       <w:start w:val="1"/>
@@ -3364,6 +3491,7 @@
         </w:tabs>
         <w:ind w:left="0" w:hanging="0"/>
       </w:pPr>
+      <w:rPr/>
     </w:lvl>
     <w:lvl w:ilvl="6">
       <w:start w:val="1"/>
@@ -3377,6 +3505,7 @@
         </w:tabs>
         <w:ind w:left="0" w:hanging="0"/>
       </w:pPr>
+      <w:rPr/>
     </w:lvl>
     <w:lvl w:ilvl="7">
       <w:start w:val="1"/>
@@ -3390,6 +3519,7 @@
         </w:tabs>
         <w:ind w:left="0" w:hanging="0"/>
       </w:pPr>
+      <w:rPr/>
     </w:lvl>
     <w:lvl w:ilvl="8">
       <w:start w:val="1"/>
@@ -3403,6 +3533,7 @@
         </w:tabs>
         <w:ind w:left="0" w:hanging="0"/>
       </w:pPr>
+      <w:rPr/>
     </w:lvl>
   </w:abstractNum>
   <w:abstractNum w:abstractNumId="2">
@@ -4362,6 +4493,125 @@
       <w:rPr>
         <w:rFonts w:ascii="OpenSymbol" w:hAnsi="OpenSymbol" w:cs="OpenSymbol" w:hint="default"/>
       </w:rPr>
+    </w:lvl>
+  </w:abstractNum>
+  <w:abstractNum w:abstractNumId="9">
+    <w:lvl w:ilvl="0">
+      <w:start w:val="1"/>
+      <w:numFmt w:val="none"/>
+      <w:suff w:val="nothing"/>
+      <w:lvlText w:val=""/>
+      <w:lvlJc w:val="left"/>
+      <w:pPr>
+        <w:tabs>
+          <w:tab w:val="num" w:pos="0"/>
+        </w:tabs>
+        <w:ind w:left="0" w:hanging="0"/>
+      </w:pPr>
+    </w:lvl>
+    <w:lvl w:ilvl="1">
+      <w:start w:val="1"/>
+      <w:numFmt w:val="none"/>
+      <w:suff w:val="nothing"/>
+      <w:lvlText w:val=""/>
+      <w:lvlJc w:val="left"/>
+      <w:pPr>
+        <w:tabs>
+          <w:tab w:val="num" w:pos="0"/>
+        </w:tabs>
+        <w:ind w:left="0" w:hanging="0"/>
+      </w:pPr>
+    </w:lvl>
+    <w:lvl w:ilvl="2">
+      <w:start w:val="1"/>
+      <w:numFmt w:val="none"/>
+      <w:suff w:val="nothing"/>
+      <w:lvlText w:val=""/>
+      <w:lvlJc w:val="left"/>
+      <w:pPr>
+        <w:tabs>
+          <w:tab w:val="num" w:pos="0"/>
+        </w:tabs>
+        <w:ind w:left="0" w:hanging="0"/>
+      </w:pPr>
+    </w:lvl>
+    <w:lvl w:ilvl="3">
+      <w:start w:val="1"/>
+      <w:numFmt w:val="none"/>
+      <w:suff w:val="nothing"/>
+      <w:lvlText w:val=""/>
+      <w:lvlJc w:val="left"/>
+      <w:pPr>
+        <w:tabs>
+          <w:tab w:val="num" w:pos="0"/>
+        </w:tabs>
+        <w:ind w:left="0" w:hanging="0"/>
+      </w:pPr>
+    </w:lvl>
+    <w:lvl w:ilvl="4">
+      <w:start w:val="1"/>
+      <w:numFmt w:val="none"/>
+      <w:suff w:val="nothing"/>
+      <w:lvlText w:val=""/>
+      <w:lvlJc w:val="left"/>
+      <w:pPr>
+        <w:tabs>
+          <w:tab w:val="num" w:pos="0"/>
+        </w:tabs>
+        <w:ind w:left="0" w:hanging="0"/>
+      </w:pPr>
+    </w:lvl>
+    <w:lvl w:ilvl="5">
+      <w:start w:val="1"/>
+      <w:numFmt w:val="none"/>
+      <w:suff w:val="nothing"/>
+      <w:lvlText w:val=""/>
+      <w:lvlJc w:val="left"/>
+      <w:pPr>
+        <w:tabs>
+          <w:tab w:val="num" w:pos="0"/>
+        </w:tabs>
+        <w:ind w:left="0" w:hanging="0"/>
+      </w:pPr>
+    </w:lvl>
+    <w:lvl w:ilvl="6">
+      <w:start w:val="1"/>
+      <w:numFmt w:val="none"/>
+      <w:suff w:val="nothing"/>
+      <w:lvlText w:val=""/>
+      <w:lvlJc w:val="left"/>
+      <w:pPr>
+        <w:tabs>
+          <w:tab w:val="num" w:pos="0"/>
+        </w:tabs>
+        <w:ind w:left="0" w:hanging="0"/>
+      </w:pPr>
+    </w:lvl>
+    <w:lvl w:ilvl="7">
+      <w:start w:val="1"/>
+      <w:numFmt w:val="none"/>
+      <w:suff w:val="nothing"/>
+      <w:lvlText w:val=""/>
+      <w:lvlJc w:val="left"/>
+      <w:pPr>
+        <w:tabs>
+          <w:tab w:val="num" w:pos="0"/>
+        </w:tabs>
+        <w:ind w:left="0" w:hanging="0"/>
+      </w:pPr>
+    </w:lvl>
+    <w:lvl w:ilvl="8">
+      <w:start w:val="1"/>
+      <w:numFmt w:val="none"/>
+      <w:suff w:val="nothing"/>
+      <w:lvlText w:val=""/>
+      <w:lvlJc w:val="left"/>
+      <w:pPr>
+        <w:tabs>
+          <w:tab w:val="num" w:pos="0"/>
+        </w:tabs>
+        <w:ind w:left="0" w:hanging="0"/>
+      </w:pPr>
     </w:lvl>
   </w:abstractNum>
   <w:num w:numId="1">
@@ -4387,6 +4637,9 @@
   </w:num>
   <w:num w:numId="8">
     <w:abstractNumId w:val="8"/>
+  </w:num>
+  <w:num w:numId="9">
+    <w:abstractNumId w:val="9"/>
   </w:num>
 </w:numbering>
 </file>
